--- a/试讲/自由落体试讲.docx
+++ b/试讲/自由落体试讲.docx
@@ -1,8 +1,641 @@
 
 <file path=word/document.xml><?xml version="1.0" encoding="utf-8"?>
-<w:document xmlns:wpc="http://schemas.microsoft.com/office/word/2010/wordprocessingCanvas" xmlns:cx="http://schemas.microsoft.com/office/drawing/2014/chartex" xmlns:cx1="http://schemas.microsoft.com/office/drawing/2015/9/8/chartex" xmlns:cx2="http://schemas.microsoft.com/office/drawing/2015/10/21/chartex" xmlns:cx3="http://schemas.microsoft.com/office/drawing/2016/5/9/chartex" xmlns:cx4="http://schemas.microsoft.com/office/drawing/2016/5/10/chartex" xmlns:cx5="http://schemas.microsoft.com/office/drawing/2016/5/11/chartex" xmlns:cx6="http://schemas.microsoft.com/office/drawing/2016/5/12/chartex" xmlns:cx7="http://schemas.microsoft.com/office/drawing/2016/5/13/chartex" xmlns:cx8="http://schemas.microsoft.com/office/drawing/2016/5/14/chartex" xmlns:mc="http://schemas.openxmlformats.org/markup-compatibility/2006" xmlns:aink="http://schemas.microsoft.com/office/drawing/2016/ink" xmlns:am3d="http://schemas.microsoft.com/office/drawing/2017/model3d" xmlns:o="urn:schemas-microsoft-com:office:office" xmlns:oel="http://schemas.microsoft.com/office/2019/extlst" xmlns:r="http://schemas.openxmlformats.org/officeDocument/2006/relationships" xmlns:m="http://schemas.openxmlformats.org/officeDocument/2006/math" xmlns:v="urn:schemas-microsoft-com:vml" xmlns:wp14="http://schemas.microsoft.com/office/word/2010/wordprocessingDrawing" xmlns:wp="http://schemas.openxmlformats.org/drawingml/2006/wordprocessingDrawing" xmlns:w10="urn:schemas-microsoft-com:office:word" xmlns:w="http://schemas.openxmlformats.org/wordprocessingml/2006/main" xmlns:w14="http://schemas.microsoft.com/office/word/2010/wordml" xmlns:w15="http://schemas.microsoft.com/office/word/2012/wordml" xmlns:w16cex="http://schemas.microsoft.com/office/word/2018/wordml/cex" xmlns:w16cid="http://schemas.microsoft.com/office/word/2016/wordml/cid" xmlns:w16="http://schemas.microsoft.com/office/word/2018/wordml" xmlns:w16du="http://schemas.microsoft.com/office/word/2023/wordml/word16du" xmlns:w16sdtdh="http://schemas.microsoft.com/office/word/2020/wordml/sdtdatahash" xmlns:w16sdtfl="http://schemas.microsoft.com/office/word/2024/wordml/sdtformatlock" xmlns:w16se="http://schemas.microsoft.com/office/word/2015/wordml/symex" xmlns:wpg="http://schemas.microsoft.com/office/word/2010/wordprocessingGroup" xmlns:wpi="http://schemas.microsoft.com/office/word/2010/wordprocessingInk" xmlns:wne="http://schemas.microsoft.com/office/word/2006/wordml" xmlns:wps="http://schemas.microsoft.com/office/word/2010/wordprocessingShape" mc:Ignorable="w14 w15 w16se w16cid w16 w16cex w16sdtdh w16sdtfl w16du wp14">
+<w:document xmlns:wpc="http://schemas.microsoft.com/office/word/2010/wordprocessingCanvas" xmlns:cx="http://schemas.microsoft.com/office/drawing/2014/chartex" xmlns:cx1="http://schemas.microsoft.com/office/drawing/2015/9/8/chartex" xmlns:cx2="http://schemas.microsoft.com/office/drawing/2015/10/21/chartex" xmlns:cx3="http://schemas.microsoft.com/office/drawing/2016/5/9/chartex" xmlns:cx4="http://schemas.microsoft.com/office/drawing/2016/5/10/chartex" xmlns:cx5="http://schemas.microsoft.com/office/drawing/2016/5/11/chartex" xmlns:cx6="http://schemas.microsoft.com/office/drawing/2016/5/12/chartex" xmlns:cx7="http://schemas.microsoft.com/office/drawing/2016/5/13/chartex" xmlns:cx8="http://schemas.microsoft.com/office/drawing/2016/5/14/chartex" xmlns:mc="http://schemas.openxmlformats.org/markup-compatibility/2006" xmlns:aink="http://schemas.microsoft.com/office/drawing/2016/ink" xmlns:am3d="http://schemas.microsoft.com/office/drawing/2017/model3d" xmlns:o="urn:schemas-microsoft-com:office:office" xmlns:oel="http://schemas.microsoft.com/office/2019/extlst" xmlns:r="http://schemas.openxmlformats.org/officeDocument/2006/relationships" xmlns:m="http://schemas.openxmlformats.org/officeDocument/2006/math" xmlns:v="urn:schemas-microsoft-com:vml" xmlns:wp14="http://schemas.microsoft.com/office/word/2010/wordprocessingDrawing" xmlns:wp="http://schemas.openxmlformats.org/drawingml/2006/wordprocessingDrawing" xmlns:w10="urn:schemas-microsoft-com:office:word" xmlns:w="http://schemas.openxmlformats.org/wordprocessingml/2006/main" xmlns:w14="http://schemas.microsoft.com/office/word/2010/wordml" xmlns:w15="http://schemas.microsoft.com/office/word/2012/wordml" xmlns:w16cex="http://schemas.microsoft.com/office/word/2018/wordml/cex" xmlns:w16cid="http://schemas.microsoft.com/office/word/2016/wordml/cid" xmlns:w16="http://schemas.microsoft.com/office/word/2018/wordml" xmlns:w16sdtdh="http://schemas.microsoft.com/office/word/2020/wordml/sdtdatahash" xmlns:w16se="http://schemas.microsoft.com/office/word/2015/wordml/symex" xmlns:wpg="http://schemas.microsoft.com/office/word/2010/wordprocessingGroup" xmlns:wpi="http://schemas.microsoft.com/office/word/2010/wordprocessingInk" xmlns:wne="http://schemas.microsoft.com/office/word/2006/wordml" xmlns:wps="http://schemas.microsoft.com/office/word/2010/wordprocessingShape" mc:Ignorable="w14 w15 w16se w16cid w16 w16cex w16sdtdh wp14">
   <w:body>
-    <w:p/>
+    <w:p>
+      <w:pPr>
+        <w:pStyle w:val="a9"/>
+        <w:numPr>
+          <w:ilvl w:val="0"/>
+          <w:numId w:val="4"/>
+        </w:numPr>
+        <w:rPr>
+          <w:rFonts w:ascii="宋体" w:eastAsia="宋体" w:hAnsi="宋体"/>
+          <w:sz w:val="24"/>
+        </w:rPr>
+      </w:pPr>
+      <w:r>
+        <w:rPr>
+          <w:rFonts w:ascii="宋体" w:eastAsia="宋体" w:hAnsi="宋体" w:hint="eastAsia"/>
+          <w:sz w:val="24"/>
+        </w:rPr>
+        <w:t>自由落体运动</w:t>
+      </w:r>
+    </w:p>
+    <w:p>
+      <w:pPr>
+        <w:pStyle w:val="a9"/>
+        <w:numPr>
+          <w:ilvl w:val="0"/>
+          <w:numId w:val="5"/>
+        </w:numPr>
+        <w:rPr>
+          <w:rFonts w:ascii="宋体" w:eastAsia="宋体" w:hAnsi="宋体"/>
+          <w:sz w:val="24"/>
+        </w:rPr>
+      </w:pPr>
+      <w:r>
+        <w:rPr>
+          <w:rFonts w:ascii="宋体" w:eastAsia="宋体" w:hAnsi="宋体"/>
+          <w:sz w:val="24"/>
+        </w:rPr>
+        <w:t>在没有阻力的情况下，物体下落的时间是相同的</w:t>
+      </w:r>
+    </w:p>
+    <w:p>
+      <w:pPr>
+        <w:pStyle w:val="a9"/>
+        <w:numPr>
+          <w:ilvl w:val="0"/>
+          <w:numId w:val="5"/>
+        </w:numPr>
+        <w:rPr>
+          <w:rFonts w:ascii="宋体" w:eastAsia="宋体" w:hAnsi="宋体" w:hint="eastAsia"/>
+          <w:sz w:val="24"/>
+        </w:rPr>
+      </w:pPr>
+      <w:r>
+        <w:rPr>
+          <w:rFonts w:ascii="宋体" w:eastAsia="宋体" w:hAnsi="宋体" w:hint="eastAsia"/>
+          <w:sz w:val="24"/>
+        </w:rPr>
+        <w:t>定义：物体只</w:t>
+      </w:r>
+      <w:r>
+        <w:rPr>
+          <w:rFonts w:ascii="宋体" w:eastAsia="宋体" w:hAnsi="宋体" w:hint="eastAsia"/>
+          <w:sz w:val="24"/>
+        </w:rPr>
+        <w:t>在重力的作用下</w:t>
+      </w:r>
+      <w:r>
+        <w:rPr>
+          <w:rFonts w:ascii="宋体" w:eastAsia="宋体" w:hAnsi="宋体" w:hint="eastAsia"/>
+          <w:sz w:val="24"/>
+        </w:rPr>
+        <w:t>由静止下落的运动</w:t>
+      </w:r>
+      <w:r>
+        <w:rPr>
+          <w:rFonts w:ascii="宋体" w:eastAsia="宋体" w:hAnsi="宋体" w:hint="eastAsia"/>
+          <w:sz w:val="24"/>
+        </w:rPr>
+        <w:t>，理想情况</w:t>
+      </w:r>
+      <w:r>
+        <w:rPr>
+          <w:rFonts w:ascii="宋体" w:eastAsia="宋体" w:hAnsi="宋体" w:hint="eastAsia"/>
+          <w:sz w:val="24"/>
+        </w:rPr>
+        <w:t>，如果空气阻力对运动的影响很小，可近似为自由落体</w:t>
+      </w:r>
+    </w:p>
+    <w:p>
+      <w:pPr>
+        <w:pStyle w:val="a9"/>
+        <w:numPr>
+          <w:ilvl w:val="0"/>
+          <w:numId w:val="4"/>
+        </w:numPr>
+        <w:rPr>
+          <w:rFonts w:ascii="宋体" w:eastAsia="宋体" w:hAnsi="宋体"/>
+          <w:sz w:val="24"/>
+        </w:rPr>
+      </w:pPr>
+      <w:r>
+        <w:rPr>
+          <w:rFonts w:ascii="宋体" w:eastAsia="宋体" w:hAnsi="宋体"/>
+          <w:sz w:val="24"/>
+        </w:rPr>
+        <w:t>自由落体运动的规律</w:t>
+      </w:r>
+    </w:p>
+    <w:p>
+      <w:pPr>
+        <w:pStyle w:val="a9"/>
+        <w:numPr>
+          <w:ilvl w:val="0"/>
+          <w:numId w:val="6"/>
+        </w:numPr>
+        <w:rPr>
+          <w:rFonts w:ascii="宋体" w:eastAsia="宋体" w:hAnsi="宋体"/>
+          <w:sz w:val="24"/>
+        </w:rPr>
+      </w:pPr>
+      <w:r>
+        <w:rPr>
+          <w:rFonts w:ascii="宋体" w:eastAsia="宋体" w:hAnsi="宋体" w:hint="eastAsia"/>
+          <w:sz w:val="24"/>
+        </w:rPr>
+        <w:t>用频闪照相机拍摄自由落体运动的图像，可以发现自由落体运动也是</w:t>
+      </w:r>
+      <w:r>
+        <w:rPr>
+          <w:rFonts w:ascii="宋体" w:eastAsia="宋体" w:hAnsi="宋体" w:hint="eastAsia"/>
+          <w:sz w:val="24"/>
+        </w:rPr>
+        <w:t>初速度为0的</w:t>
+      </w:r>
+      <w:r>
+        <w:rPr>
+          <w:rFonts w:ascii="宋体" w:eastAsia="宋体" w:hAnsi="宋体" w:hint="eastAsia"/>
+          <w:sz w:val="24"/>
+        </w:rPr>
+        <w:t>匀加速直线运动</w:t>
+      </w:r>
+    </w:p>
+    <w:p>
+      <w:pPr>
+        <w:pStyle w:val="a9"/>
+        <w:numPr>
+          <w:ilvl w:val="0"/>
+          <w:numId w:val="6"/>
+        </w:numPr>
+        <w:rPr>
+          <w:rFonts w:ascii="宋体" w:eastAsia="宋体" w:hAnsi="宋体"/>
+          <w:sz w:val="24"/>
+        </w:rPr>
+      </w:pPr>
+      <w:r>
+        <w:rPr>
+          <w:rFonts w:ascii="宋体" w:eastAsia="宋体" w:hAnsi="宋体" w:hint="eastAsia"/>
+          <w:sz w:val="24"/>
+        </w:rPr>
+        <w:t>练习</w:t>
+      </w:r>
+    </w:p>
+    <w:p>
+      <w:pPr>
+        <w:pStyle w:val="a9"/>
+        <w:numPr>
+          <w:ilvl w:val="0"/>
+          <w:numId w:val="6"/>
+        </w:numPr>
+        <w:rPr>
+          <w:rFonts w:ascii="宋体" w:eastAsia="宋体" w:hAnsi="宋体"/>
+          <w:sz w:val="24"/>
+        </w:rPr>
+      </w:pPr>
+      <w:r>
+        <w:rPr>
+          <w:rFonts w:ascii="宋体" w:eastAsia="宋体" w:hAnsi="宋体" w:hint="eastAsia"/>
+          <w:sz w:val="24"/>
+        </w:rPr>
+        <w:t>伽利略理想实验：</w:t>
+      </w:r>
+      <w:r>
+        <w:rPr>
+          <w:rFonts w:ascii="宋体" w:eastAsia="宋体" w:hAnsi="宋体" w:hint="eastAsia"/>
+          <w:sz w:val="24"/>
+        </w:rPr>
+        <w:t>斜面实验外推</w:t>
+      </w:r>
+    </w:p>
+    <w:p>
+      <w:pPr>
+        <w:pStyle w:val="a9"/>
+        <w:numPr>
+          <w:ilvl w:val="0"/>
+          <w:numId w:val="6"/>
+        </w:numPr>
+        <w:rPr>
+          <w:rFonts w:ascii="宋体" w:eastAsia="宋体" w:hAnsi="宋体"/>
+          <w:sz w:val="24"/>
+        </w:rPr>
+      </w:pPr>
+      <m:oMath>
+        <m:r>
+          <w:rPr>
+            <w:rFonts w:ascii="Cambria Math" w:eastAsia="宋体" w:hAnsi="Cambria Math" w:hint="eastAsia"/>
+            <w:sz w:val="24"/>
+          </w:rPr>
+          <m:t>g</m:t>
+        </m:r>
+      </m:oMath>
+      <w:r>
+        <w:rPr>
+          <w:rFonts w:ascii="宋体" w:eastAsia="宋体" w:hAnsi="宋体" w:hint="eastAsia"/>
+          <w:sz w:val="24"/>
+        </w:rPr>
+        <w:t>：自由落体加速度，一般取</w:t>
+      </w:r>
+      <m:oMath>
+        <m:r>
+          <w:rPr>
+            <w:rFonts w:ascii="Cambria Math" w:eastAsia="宋体" w:hAnsi="Cambria Math" w:hint="eastAsia"/>
+            <w:sz w:val="24"/>
+          </w:rPr>
+          <m:t>9.8</m:t>
+        </m:r>
+      </m:oMath>
+      <w:r>
+        <w:rPr>
+          <w:rFonts w:ascii="宋体" w:eastAsia="宋体" w:hAnsi="宋体" w:hint="eastAsia"/>
+          <w:sz w:val="24"/>
+        </w:rPr>
+        <w:t>或者</w:t>
+      </w:r>
+      <m:oMath>
+        <m:r>
+          <w:rPr>
+            <w:rFonts w:ascii="Cambria Math" w:eastAsia="宋体" w:hAnsi="Cambria Math" w:hint="eastAsia"/>
+            <w:sz w:val="24"/>
+          </w:rPr>
+          <m:t>10</m:t>
+        </m:r>
+      </m:oMath>
+      <w:r>
+        <w:rPr>
+          <w:rFonts w:ascii="宋体" w:eastAsia="宋体" w:hAnsi="宋体" w:hint="eastAsia"/>
+          <w:sz w:val="24"/>
+        </w:rPr>
+        <w:t>，在不同的纬度，</w:t>
+      </w:r>
+      <m:oMath>
+        <m:r>
+          <w:rPr>
+            <w:rFonts w:ascii="Cambria Math" w:eastAsia="宋体" w:hAnsi="Cambria Math" w:hint="eastAsia"/>
+            <w:sz w:val="24"/>
+          </w:rPr>
+          <m:t>g</m:t>
+        </m:r>
+      </m:oMath>
+      <w:r>
+        <w:rPr>
+          <w:rFonts w:ascii="宋体" w:eastAsia="宋体" w:hAnsi="宋体" w:hint="eastAsia"/>
+          <w:sz w:val="24"/>
+        </w:rPr>
+        <w:t>的值是不同的，但是在一般计算中，没有特殊说明都取</w:t>
+      </w:r>
+      <m:oMath>
+        <m:r>
+          <w:rPr>
+            <w:rFonts w:ascii="Cambria Math" w:eastAsia="宋体" w:hAnsi="Cambria Math" w:hint="eastAsia"/>
+            <w:sz w:val="24"/>
+          </w:rPr>
+          <m:t>9.8</m:t>
+        </m:r>
+      </m:oMath>
+      <w:r>
+        <w:rPr>
+          <w:rFonts w:ascii="宋体" w:eastAsia="宋体" w:hAnsi="宋体" w:hint="eastAsia"/>
+          <w:sz w:val="24"/>
+        </w:rPr>
+        <w:t>。</w:t>
+      </w:r>
+    </w:p>
+    <w:p>
+      <w:pPr>
+        <w:pStyle w:val="a9"/>
+        <w:numPr>
+          <w:ilvl w:val="0"/>
+          <w:numId w:val="6"/>
+        </w:numPr>
+        <w:rPr>
+          <w:rFonts w:ascii="宋体" w:eastAsia="宋体" w:hAnsi="宋体" w:hint="eastAsia"/>
+          <w:sz w:val="24"/>
+        </w:rPr>
+      </w:pPr>
+      <w:r>
+        <w:rPr>
+          <w:rFonts w:ascii="宋体" w:eastAsia="宋体" w:hAnsi="宋体" w:hint="eastAsia"/>
+          <w:sz w:val="24"/>
+        </w:rPr>
+        <w:t>练习</w:t>
+      </w:r>
+    </w:p>
+    <w:p>
+      <w:pPr>
+        <w:pStyle w:val="a9"/>
+        <w:numPr>
+          <w:ilvl w:val="0"/>
+          <w:numId w:val="4"/>
+        </w:numPr>
+        <w:rPr>
+          <w:rFonts w:ascii="宋体" w:eastAsia="宋体" w:hAnsi="宋体"/>
+          <w:sz w:val="24"/>
+        </w:rPr>
+      </w:pPr>
+      <w:r>
+        <w:rPr>
+          <w:rFonts w:ascii="宋体" w:eastAsia="宋体" w:hAnsi="宋体"/>
+          <w:sz w:val="24"/>
+        </w:rPr>
+        <w:t>自由落体运动的规律和计算</w:t>
+      </w:r>
+    </w:p>
+    <w:p>
+      <w:pPr>
+        <w:pStyle w:val="a9"/>
+        <w:numPr>
+          <w:ilvl w:val="0"/>
+          <w:numId w:val="7"/>
+        </w:numPr>
+        <w:rPr>
+          <w:rFonts w:ascii="宋体" w:eastAsia="宋体" w:hAnsi="宋体"/>
+          <w:sz w:val="24"/>
+        </w:rPr>
+      </w:pPr>
+      <w:r>
+        <w:rPr>
+          <w:rFonts w:ascii="宋体" w:eastAsia="宋体" w:hAnsi="宋体" w:hint="eastAsia"/>
+          <w:sz w:val="24"/>
+        </w:rPr>
+        <w:t>基本计算：匀加速运动的三个基本公式都可以用</w:t>
+      </w:r>
+      <w:r>
+        <w:rPr>
+          <w:rFonts w:ascii="宋体" w:eastAsia="宋体" w:hAnsi="宋体" w:hint="eastAsia"/>
+          <w:sz w:val="24"/>
+        </w:rPr>
+        <w:t>，可以求出时间</w:t>
+      </w:r>
+      <w:r>
+        <w:rPr>
+          <w:rFonts w:ascii="宋体" w:eastAsia="宋体" w:hAnsi="宋体" w:hint="eastAsia"/>
+          <w:sz w:val="24"/>
+        </w:rPr>
+        <w:t>。直到速度、时间和位移中的任何一个物理量就能求出另外两个物理量</w:t>
+      </w:r>
+    </w:p>
+    <w:p>
+      <w:pPr>
+        <w:pStyle w:val="a9"/>
+        <w:numPr>
+          <w:ilvl w:val="0"/>
+          <w:numId w:val="7"/>
+        </w:numPr>
+        <w:rPr>
+          <w:rFonts w:ascii="宋体" w:eastAsia="宋体" w:hAnsi="宋体"/>
+          <w:sz w:val="24"/>
+        </w:rPr>
+      </w:pPr>
+      <w:r>
+        <w:rPr>
+          <w:rFonts w:ascii="宋体" w:eastAsia="宋体" w:hAnsi="宋体" w:hint="eastAsia"/>
+          <w:sz w:val="24"/>
+        </w:rPr>
+        <w:t>练习</w:t>
+      </w:r>
+      <w:r>
+        <w:rPr>
+          <w:rFonts w:ascii="宋体" w:eastAsia="宋体" w:hAnsi="宋体" w:hint="eastAsia"/>
+          <w:sz w:val="24"/>
+        </w:rPr>
+        <w:t>；使用</w:t>
+      </w:r>
+      <m:oMath>
+        <m:r>
+          <w:rPr>
+            <w:rFonts w:ascii="Cambria Math" w:eastAsia="宋体" w:hAnsi="Cambria Math" w:hint="eastAsia"/>
+            <w:sz w:val="24"/>
+          </w:rPr>
+          <m:t>v</m:t>
+        </m:r>
+        <m:r>
+          <w:rPr>
+            <w:rFonts w:ascii="微软雅黑" w:eastAsia="微软雅黑" w:hAnsi="微软雅黑" w:cs="微软雅黑" w:hint="eastAsia"/>
+            <w:sz w:val="24"/>
+          </w:rPr>
+          <m:t>-</m:t>
+        </m:r>
+        <m:r>
+          <w:rPr>
+            <w:rFonts w:ascii="Cambria Math" w:eastAsia="宋体" w:hAnsi="Cambria Math" w:hint="eastAsia"/>
+            <w:sz w:val="24"/>
+          </w:rPr>
+          <m:t>t</m:t>
+        </m:r>
+      </m:oMath>
+      <w:r>
+        <w:rPr>
+          <w:rFonts w:ascii="宋体" w:eastAsia="宋体" w:hAnsi="宋体" w:hint="eastAsia"/>
+          <w:sz w:val="24"/>
+        </w:rPr>
+        <w:t>图像解决问题</w:t>
+      </w:r>
+    </w:p>
+    <w:p>
+      <w:pPr>
+        <w:pStyle w:val="a9"/>
+        <w:numPr>
+          <w:ilvl w:val="0"/>
+          <w:numId w:val="7"/>
+        </w:numPr>
+        <w:rPr>
+          <w:rFonts w:ascii="宋体" w:eastAsia="宋体" w:hAnsi="宋体" w:hint="eastAsia"/>
+          <w:sz w:val="24"/>
+        </w:rPr>
+      </w:pPr>
+      <w:r>
+        <w:rPr>
+          <w:rFonts w:ascii="宋体" w:eastAsia="宋体" w:hAnsi="宋体" w:hint="eastAsia"/>
+          <w:sz w:val="24"/>
+        </w:rPr>
+        <w:t>比例推论的练习</w:t>
+      </w:r>
+    </w:p>
+    <w:p>
+      <w:pPr>
+        <w:pStyle w:val="a9"/>
+        <w:numPr>
+          <w:ilvl w:val="0"/>
+          <w:numId w:val="4"/>
+        </w:numPr>
+        <w:rPr>
+          <w:rFonts w:ascii="宋体" w:eastAsia="宋体" w:hAnsi="宋体"/>
+          <w:sz w:val="24"/>
+        </w:rPr>
+      </w:pPr>
+      <w:r>
+        <w:rPr>
+          <w:rFonts w:ascii="宋体" w:eastAsia="宋体" w:hAnsi="宋体"/>
+          <w:sz w:val="24"/>
+        </w:rPr>
+        <w:t>竖直上抛运动</w:t>
+      </w:r>
+    </w:p>
+    <w:p>
+      <w:pPr>
+        <w:pStyle w:val="a9"/>
+        <w:numPr>
+          <w:ilvl w:val="0"/>
+          <w:numId w:val="8"/>
+        </w:numPr>
+        <w:rPr>
+          <w:rFonts w:ascii="宋体" w:eastAsia="宋体" w:hAnsi="宋体"/>
+          <w:sz w:val="24"/>
+        </w:rPr>
+      </w:pPr>
+      <w:r>
+        <w:rPr>
+          <w:rFonts w:ascii="宋体" w:eastAsia="宋体" w:hAnsi="宋体" w:hint="eastAsia"/>
+          <w:sz w:val="24"/>
+        </w:rPr>
+        <w:t>竖直上抛运动的定义:物体以某一速度</w:t>
+      </w:r>
+      <m:oMath>
+        <m:sSub>
+          <m:sSubPr>
+            <m:ctrlPr>
+              <w:rPr>
+                <w:rFonts w:ascii="Cambria Math" w:eastAsia="宋体" w:hAnsi="Cambria Math"/>
+                <w:i/>
+                <w:sz w:val="24"/>
+              </w:rPr>
+            </m:ctrlPr>
+          </m:sSubPr>
+          <m:e>
+            <m:r>
+              <w:rPr>
+                <w:rFonts w:ascii="Cambria Math" w:eastAsia="宋体" w:hAnsi="Cambria Math" w:hint="eastAsia"/>
+                <w:sz w:val="24"/>
+              </w:rPr>
+              <m:t>v</m:t>
+            </m:r>
+          </m:e>
+          <m:sub>
+            <m:r>
+              <w:rPr>
+                <w:rFonts w:ascii="Cambria Math" w:eastAsia="宋体" w:hAnsi="Cambria Math"/>
+                <w:sz w:val="24"/>
+              </w:rPr>
+              <m:t>0</m:t>
+            </m:r>
+          </m:sub>
+        </m:sSub>
+      </m:oMath>
+      <w:r>
+        <w:rPr>
+          <w:rFonts w:ascii="宋体" w:eastAsia="宋体" w:hAnsi="宋体" w:hint="eastAsia"/>
+          <w:sz w:val="24"/>
+        </w:rPr>
+        <w:t>竖直向上抛出，只在重力的作用下做的运动</w:t>
+      </w:r>
+      <w:r>
+        <w:rPr>
+          <w:rFonts w:ascii="宋体" w:eastAsia="宋体" w:hAnsi="宋体" w:hint="eastAsia"/>
+          <w:sz w:val="24"/>
+        </w:rPr>
+        <w:t>，可以分为两个阶段</w:t>
+      </w:r>
+      <w:r>
+        <w:rPr>
+          <w:rFonts w:ascii="宋体" w:eastAsia="宋体" w:hAnsi="宋体" w:hint="eastAsia"/>
+          <w:sz w:val="24"/>
+        </w:rPr>
+        <w:t>(匀减速上升和匀加速下降)</w:t>
+      </w:r>
+    </w:p>
+    <w:p>
+      <w:pPr>
+        <w:pStyle w:val="a9"/>
+        <w:numPr>
+          <w:ilvl w:val="0"/>
+          <w:numId w:val="8"/>
+        </w:numPr>
+        <w:rPr>
+          <w:rFonts w:ascii="宋体" w:eastAsia="宋体" w:hAnsi="宋体"/>
+          <w:sz w:val="24"/>
+        </w:rPr>
+      </w:pPr>
+      <w:r>
+        <w:rPr>
+          <w:rFonts w:ascii="宋体" w:eastAsia="宋体" w:hAnsi="宋体" w:hint="eastAsia"/>
+          <w:sz w:val="24"/>
+        </w:rPr>
+        <w:t>竖直上抛运动的基本公式：把</w:t>
+      </w:r>
+      <m:oMath>
+        <m:r>
+          <w:rPr>
+            <w:rFonts w:ascii="Cambria Math" w:eastAsia="宋体" w:hAnsi="Cambria Math" w:hint="eastAsia"/>
+            <w:sz w:val="24"/>
+          </w:rPr>
+          <m:t>a</m:t>
+        </m:r>
+      </m:oMath>
+      <w:r>
+        <w:rPr>
+          <w:rFonts w:ascii="宋体" w:eastAsia="宋体" w:hAnsi="宋体" w:hint="eastAsia"/>
+          <w:sz w:val="24"/>
+        </w:rPr>
+        <w:t>换成</w:t>
+      </w:r>
+      <m:oMath>
+        <m:r>
+          <w:rPr>
+            <w:rFonts w:ascii="微软雅黑" w:eastAsia="微软雅黑" w:hAnsi="微软雅黑" w:cs="微软雅黑" w:hint="eastAsia"/>
+            <w:sz w:val="24"/>
+          </w:rPr>
+          <m:t>-</m:t>
+        </m:r>
+        <m:r>
+          <w:rPr>
+            <w:rFonts w:ascii="Cambria Math" w:eastAsia="宋体" w:hAnsi="Cambria Math" w:hint="eastAsia"/>
+            <w:sz w:val="24"/>
+          </w:rPr>
+          <m:t>g</m:t>
+        </m:r>
+      </m:oMath>
+      <w:r>
+        <w:rPr>
+          <w:rFonts w:ascii="宋体" w:eastAsia="宋体" w:hAnsi="宋体" w:hint="eastAsia"/>
+          <w:sz w:val="24"/>
+        </w:rPr>
+        <w:t>，还可以画出</w:t>
+      </w:r>
+      <m:oMath>
+        <m:r>
+          <w:rPr>
+            <w:rFonts w:ascii="Cambria Math" w:eastAsia="宋体" w:hAnsi="Cambria Math" w:hint="eastAsia"/>
+            <w:sz w:val="24"/>
+          </w:rPr>
+          <m:t>v</m:t>
+        </m:r>
+        <m:r>
+          <w:rPr>
+            <w:rFonts w:ascii="微软雅黑" w:eastAsia="微软雅黑" w:hAnsi="微软雅黑" w:cs="微软雅黑" w:hint="eastAsia"/>
+            <w:sz w:val="24"/>
+          </w:rPr>
+          <m:t>-</m:t>
+        </m:r>
+        <m:r>
+          <w:rPr>
+            <w:rFonts w:ascii="Cambria Math" w:eastAsia="宋体" w:hAnsi="Cambria Math" w:hint="eastAsia"/>
+            <w:sz w:val="24"/>
+          </w:rPr>
+          <m:t>t</m:t>
+        </m:r>
+      </m:oMath>
+      <w:r>
+        <w:rPr>
+          <w:rFonts w:ascii="宋体" w:eastAsia="宋体" w:hAnsi="宋体" w:hint="eastAsia"/>
+          <w:sz w:val="24"/>
+        </w:rPr>
+        <w:t>图像</w:t>
+      </w:r>
+    </w:p>
+    <w:p>
+      <w:pPr>
+        <w:pStyle w:val="a9"/>
+        <w:numPr>
+          <w:ilvl w:val="0"/>
+          <w:numId w:val="8"/>
+        </w:numPr>
+        <w:rPr>
+          <w:rFonts w:ascii="宋体" w:eastAsia="宋体" w:hAnsi="宋体" w:hint="eastAsia"/>
+          <w:sz w:val="24"/>
+        </w:rPr>
+      </w:pPr>
+      <w:r>
+        <w:rPr>
+          <w:rFonts w:ascii="宋体" w:eastAsia="宋体" w:hAnsi="宋体" w:hint="eastAsia"/>
+          <w:sz w:val="24"/>
+        </w:rPr>
+        <w:t>练习</w:t>
+      </w:r>
+    </w:p>
     <w:sectPr>
       <w:pgSz w:w="11906" w:h="16838"/>
       <w:pgMar w:top="1440" w:right="1800" w:bottom="1440" w:left="1800" w:header="851" w:footer="992" w:gutter="0"/>
@@ -13,8 +646,811 @@
 </w:document>
 </file>
 
+<file path=word/endnotes.xml><?xml version="1.0" encoding="utf-8"?>
+<w:endnotes xmlns:wpc="http://schemas.microsoft.com/office/word/2010/wordprocessingCanvas" xmlns:cx="http://schemas.microsoft.com/office/drawing/2014/chartex" xmlns:cx1="http://schemas.microsoft.com/office/drawing/2015/9/8/chartex" xmlns:cx2="http://schemas.microsoft.com/office/drawing/2015/10/21/chartex" xmlns:cx3="http://schemas.microsoft.com/office/drawing/2016/5/9/chartex" xmlns:cx4="http://schemas.microsoft.com/office/drawing/2016/5/10/chartex" xmlns:cx5="http://schemas.microsoft.com/office/drawing/2016/5/11/chartex" xmlns:cx6="http://schemas.microsoft.com/office/drawing/2016/5/12/chartex" xmlns:cx7="http://schemas.microsoft.com/office/drawing/2016/5/13/chartex" xmlns:cx8="http://schemas.microsoft.com/office/drawing/2016/5/14/chartex" xmlns:mc="http://schemas.openxmlformats.org/markup-compatibility/2006" xmlns:aink="http://schemas.microsoft.com/office/drawing/2016/ink" xmlns:am3d="http://schemas.microsoft.com/office/drawing/2017/model3d" xmlns:o="urn:schemas-microsoft-com:office:office" xmlns:oel="http://schemas.microsoft.com/office/2019/extlst" xmlns:r="http://schemas.openxmlformats.org/officeDocument/2006/relationships" xmlns:m="http://schemas.openxmlformats.org/officeDocument/2006/math" xmlns:v="urn:schemas-microsoft-com:vml" xmlns:wp14="http://schemas.microsoft.com/office/word/2010/wordprocessingDrawing" xmlns:wp="http://schemas.openxmlformats.org/drawingml/2006/wordprocessingDrawing" xmlns:w10="urn:schemas-microsoft-com:office:word" xmlns:w="http://schemas.openxmlformats.org/wordprocessingml/2006/main" xmlns:w14="http://schemas.microsoft.com/office/word/2010/wordml" xmlns:w15="http://schemas.microsoft.com/office/word/2012/wordml" xmlns:w16cex="http://schemas.microsoft.com/office/word/2018/wordml/cex" xmlns:w16cid="http://schemas.microsoft.com/office/word/2016/wordml/cid" xmlns:w16="http://schemas.microsoft.com/office/word/2018/wordml" xmlns:w16sdtdh="http://schemas.microsoft.com/office/word/2020/wordml/sdtdatahash" xmlns:w16se="http://schemas.microsoft.com/office/word/2015/wordml/symex" xmlns:wpg="http://schemas.microsoft.com/office/word/2010/wordprocessingGroup" xmlns:wpi="http://schemas.microsoft.com/office/word/2010/wordprocessingInk" xmlns:wne="http://schemas.microsoft.com/office/word/2006/wordml" xmlns:wps="http://schemas.microsoft.com/office/word/2010/wordprocessingShape" mc:Ignorable="w14 w15 w16se w16cid w16 w16cex w16sdtdh wp14">
+  <w:endnote w:type="separator" w:id="-1">
+    <w:p>
+      <w:pPr>
+        <w:spacing w:after="0" w:line="240" w:lineRule="auto"/>
+        <w:rPr>
+          <w:rFonts w:hint="eastAsia"/>
+        </w:rPr>
+      </w:pPr>
+      <w:r>
+        <w:separator/>
+      </w:r>
+    </w:p>
+  </w:endnote>
+  <w:endnote w:type="continuationSeparator" w:id="0">
+    <w:p>
+      <w:pPr>
+        <w:spacing w:after="0" w:line="240" w:lineRule="auto"/>
+        <w:rPr>
+          <w:rFonts w:hint="eastAsia"/>
+        </w:rPr>
+      </w:pPr>
+      <w:r>
+        <w:continuationSeparator/>
+      </w:r>
+    </w:p>
+  </w:endnote>
+</w:endnotes>
+</file>
+
+<file path=word/footnotes.xml><?xml version="1.0" encoding="utf-8"?>
+<w:footnotes xmlns:wpc="http://schemas.microsoft.com/office/word/2010/wordprocessingCanvas" xmlns:cx="http://schemas.microsoft.com/office/drawing/2014/chartex" xmlns:cx1="http://schemas.microsoft.com/office/drawing/2015/9/8/chartex" xmlns:cx2="http://schemas.microsoft.com/office/drawing/2015/10/21/chartex" xmlns:cx3="http://schemas.microsoft.com/office/drawing/2016/5/9/chartex" xmlns:cx4="http://schemas.microsoft.com/office/drawing/2016/5/10/chartex" xmlns:cx5="http://schemas.microsoft.com/office/drawing/2016/5/11/chartex" xmlns:cx6="http://schemas.microsoft.com/office/drawing/2016/5/12/chartex" xmlns:cx7="http://schemas.microsoft.com/office/drawing/2016/5/13/chartex" xmlns:cx8="http://schemas.microsoft.com/office/drawing/2016/5/14/chartex" xmlns:mc="http://schemas.openxmlformats.org/markup-compatibility/2006" xmlns:aink="http://schemas.microsoft.com/office/drawing/2016/ink" xmlns:am3d="http://schemas.microsoft.com/office/drawing/2017/model3d" xmlns:o="urn:schemas-microsoft-com:office:office" xmlns:oel="http://schemas.microsoft.com/office/2019/extlst" xmlns:r="http://schemas.openxmlformats.org/officeDocument/2006/relationships" xmlns:m="http://schemas.openxmlformats.org/officeDocument/2006/math" xmlns:v="urn:schemas-microsoft-com:vml" xmlns:wp14="http://schemas.microsoft.com/office/word/2010/wordprocessingDrawing" xmlns:wp="http://schemas.openxmlformats.org/drawingml/2006/wordprocessingDrawing" xmlns:w10="urn:schemas-microsoft-com:office:word" xmlns:w="http://schemas.openxmlformats.org/wordprocessingml/2006/main" xmlns:w14="http://schemas.microsoft.com/office/word/2010/wordml" xmlns:w15="http://schemas.microsoft.com/office/word/2012/wordml" xmlns:w16cex="http://schemas.microsoft.com/office/word/2018/wordml/cex" xmlns:w16cid="http://schemas.microsoft.com/office/word/2016/wordml/cid" xmlns:w16="http://schemas.microsoft.com/office/word/2018/wordml" xmlns:w16sdtdh="http://schemas.microsoft.com/office/word/2020/wordml/sdtdatahash" xmlns:w16se="http://schemas.microsoft.com/office/word/2015/wordml/symex" xmlns:wpg="http://schemas.microsoft.com/office/word/2010/wordprocessingGroup" xmlns:wpi="http://schemas.microsoft.com/office/word/2010/wordprocessingInk" xmlns:wne="http://schemas.microsoft.com/office/word/2006/wordml" xmlns:wps="http://schemas.microsoft.com/office/word/2010/wordprocessingShape" mc:Ignorable="w14 w15 w16se w16cid w16 w16cex w16sdtdh wp14">
+  <w:footnote w:type="separator" w:id="-1">
+    <w:p>
+      <w:pPr>
+        <w:spacing w:after="0" w:line="240" w:lineRule="auto"/>
+        <w:rPr>
+          <w:rFonts w:hint="eastAsia"/>
+        </w:rPr>
+      </w:pPr>
+      <w:r>
+        <w:separator/>
+      </w:r>
+    </w:p>
+  </w:footnote>
+  <w:footnote w:type="continuationSeparator" w:id="0">
+    <w:p>
+      <w:pPr>
+        <w:spacing w:after="0" w:line="240" w:lineRule="auto"/>
+        <w:rPr>
+          <w:rFonts w:hint="eastAsia"/>
+        </w:rPr>
+      </w:pPr>
+      <w:r>
+        <w:continuationSeparator/>
+      </w:r>
+    </w:p>
+  </w:footnote>
+</w:footnotes>
+</file>
+
+<file path=word/numbering.xml><?xml version="1.0" encoding="utf-8"?>
+<w:numbering xmlns:wpc="http://schemas.microsoft.com/office/word/2010/wordprocessingCanvas" xmlns:cx="http://schemas.microsoft.com/office/drawing/2014/chartex" xmlns:cx1="http://schemas.microsoft.com/office/drawing/2015/9/8/chartex" xmlns:cx2="http://schemas.microsoft.com/office/drawing/2015/10/21/chartex" xmlns:cx3="http://schemas.microsoft.com/office/drawing/2016/5/9/chartex" xmlns:cx4="http://schemas.microsoft.com/office/drawing/2016/5/10/chartex" xmlns:cx5="http://schemas.microsoft.com/office/drawing/2016/5/11/chartex" xmlns:cx6="http://schemas.microsoft.com/office/drawing/2016/5/12/chartex" xmlns:cx7="http://schemas.microsoft.com/office/drawing/2016/5/13/chartex" xmlns:cx8="http://schemas.microsoft.com/office/drawing/2016/5/14/chartex" xmlns:mc="http://schemas.openxmlformats.org/markup-compatibility/2006" xmlns:aink="http://schemas.microsoft.com/office/drawing/2016/ink" xmlns:am3d="http://schemas.microsoft.com/office/drawing/2017/model3d" xmlns:o="urn:schemas-microsoft-com:office:office" xmlns:oel="http://schemas.microsoft.com/office/2019/extlst" xmlns:r="http://schemas.openxmlformats.org/officeDocument/2006/relationships" xmlns:m="http://schemas.openxmlformats.org/officeDocument/2006/math" xmlns:v="urn:schemas-microsoft-com:vml" xmlns:wp14="http://schemas.microsoft.com/office/word/2010/wordprocessingDrawing" xmlns:wp="http://schemas.openxmlformats.org/drawingml/2006/wordprocessingDrawing" xmlns:w10="urn:schemas-microsoft-com:office:word" xmlns:w="http://schemas.openxmlformats.org/wordprocessingml/2006/main" xmlns:w14="http://schemas.microsoft.com/office/word/2010/wordml" xmlns:w15="http://schemas.microsoft.com/office/word/2012/wordml" xmlns:w16cex="http://schemas.microsoft.com/office/word/2018/wordml/cex" xmlns:w16cid="http://schemas.microsoft.com/office/word/2016/wordml/cid" xmlns:w16="http://schemas.microsoft.com/office/word/2018/wordml" xmlns:w16sdtdh="http://schemas.microsoft.com/office/word/2020/wordml/sdtdatahash" xmlns:w16se="http://schemas.microsoft.com/office/word/2015/wordml/symex" xmlns:wpg="http://schemas.microsoft.com/office/word/2010/wordprocessingGroup" xmlns:wpi="http://schemas.microsoft.com/office/word/2010/wordprocessingInk" xmlns:wne="http://schemas.microsoft.com/office/word/2006/wordml" xmlns:wps="http://schemas.microsoft.com/office/word/2010/wordprocessingShape" mc:Ignorable="w14 w15 w16se w16cid w16 w16cex w16sdtdh wp14">
+  <w:abstractNum w:abstractNumId="0" w15:restartNumberingAfterBreak="0">
+    <w:nsid w:val="12D109B4"/>
+    <w:multiLevelType w:val="hybridMultilevel"/>
+    <w:tmpl w:val="EE908CFE"/>
+    <w:lvl w:ilvl="0" w:tplc="287EF34A">
+      <w:start w:val="1"/>
+      <w:numFmt w:val="decimal"/>
+      <w:lvlText w:val="%1."/>
+      <w:lvlJc w:val="left"/>
+      <w:pPr>
+        <w:ind w:left="360" w:hanging="360"/>
+      </w:pPr>
+      <w:rPr>
+        <w:rFonts w:hint="default"/>
+      </w:rPr>
+    </w:lvl>
+    <w:lvl w:ilvl="1" w:tplc="04090019" w:tentative="1">
+      <w:start w:val="1"/>
+      <w:numFmt w:val="lowerLetter"/>
+      <w:lvlText w:val="%2)"/>
+      <w:lvlJc w:val="left"/>
+      <w:pPr>
+        <w:ind w:left="880" w:hanging="440"/>
+      </w:pPr>
+    </w:lvl>
+    <w:lvl w:ilvl="2" w:tplc="0409001B" w:tentative="1">
+      <w:start w:val="1"/>
+      <w:numFmt w:val="lowerRoman"/>
+      <w:lvlText w:val="%3."/>
+      <w:lvlJc w:val="right"/>
+      <w:pPr>
+        <w:ind w:left="1320" w:hanging="440"/>
+      </w:pPr>
+    </w:lvl>
+    <w:lvl w:ilvl="3" w:tplc="0409000F" w:tentative="1">
+      <w:start w:val="1"/>
+      <w:numFmt w:val="decimal"/>
+      <w:lvlText w:val="%4."/>
+      <w:lvlJc w:val="left"/>
+      <w:pPr>
+        <w:ind w:left="1760" w:hanging="440"/>
+      </w:pPr>
+    </w:lvl>
+    <w:lvl w:ilvl="4" w:tplc="04090019" w:tentative="1">
+      <w:start w:val="1"/>
+      <w:numFmt w:val="lowerLetter"/>
+      <w:lvlText w:val="%5)"/>
+      <w:lvlJc w:val="left"/>
+      <w:pPr>
+        <w:ind w:left="2200" w:hanging="440"/>
+      </w:pPr>
+    </w:lvl>
+    <w:lvl w:ilvl="5" w:tplc="0409001B" w:tentative="1">
+      <w:start w:val="1"/>
+      <w:numFmt w:val="lowerRoman"/>
+      <w:lvlText w:val="%6."/>
+      <w:lvlJc w:val="right"/>
+      <w:pPr>
+        <w:ind w:left="2640" w:hanging="440"/>
+      </w:pPr>
+    </w:lvl>
+    <w:lvl w:ilvl="6" w:tplc="0409000F" w:tentative="1">
+      <w:start w:val="1"/>
+      <w:numFmt w:val="decimal"/>
+      <w:lvlText w:val="%7."/>
+      <w:lvlJc w:val="left"/>
+      <w:pPr>
+        <w:ind w:left="3080" w:hanging="440"/>
+      </w:pPr>
+    </w:lvl>
+    <w:lvl w:ilvl="7" w:tplc="04090019" w:tentative="1">
+      <w:start w:val="1"/>
+      <w:numFmt w:val="lowerLetter"/>
+      <w:lvlText w:val="%8)"/>
+      <w:lvlJc w:val="left"/>
+      <w:pPr>
+        <w:ind w:left="3520" w:hanging="440"/>
+      </w:pPr>
+    </w:lvl>
+    <w:lvl w:ilvl="8" w:tplc="0409001B" w:tentative="1">
+      <w:start w:val="1"/>
+      <w:numFmt w:val="lowerRoman"/>
+      <w:lvlText w:val="%9."/>
+      <w:lvlJc w:val="right"/>
+      <w:pPr>
+        <w:ind w:left="3960" w:hanging="440"/>
+      </w:pPr>
+    </w:lvl>
+  </w:abstractNum>
+  <w:abstractNum w:abstractNumId="1" w15:restartNumberingAfterBreak="0">
+    <w:nsid w:val="18BE55AF"/>
+    <w:multiLevelType w:val="hybridMultilevel"/>
+    <w:tmpl w:val="D09A3836"/>
+    <w:lvl w:ilvl="0" w:tplc="D9C0377A">
+      <w:start w:val="1"/>
+      <w:numFmt w:val="japaneseCounting"/>
+      <w:lvlText w:val="%1、"/>
+      <w:lvlJc w:val="left"/>
+      <w:pPr>
+        <w:ind w:left="450" w:hanging="450"/>
+      </w:pPr>
+      <w:rPr>
+        <w:rFonts w:hint="default"/>
+      </w:rPr>
+    </w:lvl>
+    <w:lvl w:ilvl="1" w:tplc="04090019" w:tentative="1">
+      <w:start w:val="1"/>
+      <w:numFmt w:val="lowerLetter"/>
+      <w:lvlText w:val="%2)"/>
+      <w:lvlJc w:val="left"/>
+      <w:pPr>
+        <w:ind w:left="880" w:hanging="440"/>
+      </w:pPr>
+    </w:lvl>
+    <w:lvl w:ilvl="2" w:tplc="0409001B" w:tentative="1">
+      <w:start w:val="1"/>
+      <w:numFmt w:val="lowerRoman"/>
+      <w:lvlText w:val="%3."/>
+      <w:lvlJc w:val="right"/>
+      <w:pPr>
+        <w:ind w:left="1320" w:hanging="440"/>
+      </w:pPr>
+    </w:lvl>
+    <w:lvl w:ilvl="3" w:tplc="0409000F" w:tentative="1">
+      <w:start w:val="1"/>
+      <w:numFmt w:val="decimal"/>
+      <w:lvlText w:val="%4."/>
+      <w:lvlJc w:val="left"/>
+      <w:pPr>
+        <w:ind w:left="1760" w:hanging="440"/>
+      </w:pPr>
+    </w:lvl>
+    <w:lvl w:ilvl="4" w:tplc="04090019" w:tentative="1">
+      <w:start w:val="1"/>
+      <w:numFmt w:val="lowerLetter"/>
+      <w:lvlText w:val="%5)"/>
+      <w:lvlJc w:val="left"/>
+      <w:pPr>
+        <w:ind w:left="2200" w:hanging="440"/>
+      </w:pPr>
+    </w:lvl>
+    <w:lvl w:ilvl="5" w:tplc="0409001B" w:tentative="1">
+      <w:start w:val="1"/>
+      <w:numFmt w:val="lowerRoman"/>
+      <w:lvlText w:val="%6."/>
+      <w:lvlJc w:val="right"/>
+      <w:pPr>
+        <w:ind w:left="2640" w:hanging="440"/>
+      </w:pPr>
+    </w:lvl>
+    <w:lvl w:ilvl="6" w:tplc="0409000F" w:tentative="1">
+      <w:start w:val="1"/>
+      <w:numFmt w:val="decimal"/>
+      <w:lvlText w:val="%7."/>
+      <w:lvlJc w:val="left"/>
+      <w:pPr>
+        <w:ind w:left="3080" w:hanging="440"/>
+      </w:pPr>
+    </w:lvl>
+    <w:lvl w:ilvl="7" w:tplc="04090019" w:tentative="1">
+      <w:start w:val="1"/>
+      <w:numFmt w:val="lowerLetter"/>
+      <w:lvlText w:val="%8)"/>
+      <w:lvlJc w:val="left"/>
+      <w:pPr>
+        <w:ind w:left="3520" w:hanging="440"/>
+      </w:pPr>
+    </w:lvl>
+    <w:lvl w:ilvl="8" w:tplc="0409001B" w:tentative="1">
+      <w:start w:val="1"/>
+      <w:numFmt w:val="lowerRoman"/>
+      <w:lvlText w:val="%9."/>
+      <w:lvlJc w:val="right"/>
+      <w:pPr>
+        <w:ind w:left="3960" w:hanging="440"/>
+      </w:pPr>
+    </w:lvl>
+  </w:abstractNum>
+  <w:abstractNum w:abstractNumId="2" w15:restartNumberingAfterBreak="0">
+    <w:nsid w:val="29205DFA"/>
+    <w:multiLevelType w:val="hybridMultilevel"/>
+    <w:tmpl w:val="3E1E6310"/>
+    <w:lvl w:ilvl="0" w:tplc="5FA254B6">
+      <w:start w:val="1"/>
+      <w:numFmt w:val="japaneseCounting"/>
+      <w:lvlText w:val="%1、"/>
+      <w:lvlJc w:val="left"/>
+      <w:pPr>
+        <w:ind w:left="480" w:hanging="480"/>
+      </w:pPr>
+      <w:rPr>
+        <w:rFonts w:hint="default"/>
+      </w:rPr>
+    </w:lvl>
+    <w:lvl w:ilvl="1" w:tplc="04090019" w:tentative="1">
+      <w:start w:val="1"/>
+      <w:numFmt w:val="lowerLetter"/>
+      <w:lvlText w:val="%2)"/>
+      <w:lvlJc w:val="left"/>
+      <w:pPr>
+        <w:ind w:left="880" w:hanging="440"/>
+      </w:pPr>
+    </w:lvl>
+    <w:lvl w:ilvl="2" w:tplc="0409001B" w:tentative="1">
+      <w:start w:val="1"/>
+      <w:numFmt w:val="lowerRoman"/>
+      <w:lvlText w:val="%3."/>
+      <w:lvlJc w:val="right"/>
+      <w:pPr>
+        <w:ind w:left="1320" w:hanging="440"/>
+      </w:pPr>
+    </w:lvl>
+    <w:lvl w:ilvl="3" w:tplc="0409000F" w:tentative="1">
+      <w:start w:val="1"/>
+      <w:numFmt w:val="decimal"/>
+      <w:lvlText w:val="%4."/>
+      <w:lvlJc w:val="left"/>
+      <w:pPr>
+        <w:ind w:left="1760" w:hanging="440"/>
+      </w:pPr>
+    </w:lvl>
+    <w:lvl w:ilvl="4" w:tplc="04090019" w:tentative="1">
+      <w:start w:val="1"/>
+      <w:numFmt w:val="lowerLetter"/>
+      <w:lvlText w:val="%5)"/>
+      <w:lvlJc w:val="left"/>
+      <w:pPr>
+        <w:ind w:left="2200" w:hanging="440"/>
+      </w:pPr>
+    </w:lvl>
+    <w:lvl w:ilvl="5" w:tplc="0409001B" w:tentative="1">
+      <w:start w:val="1"/>
+      <w:numFmt w:val="lowerRoman"/>
+      <w:lvlText w:val="%6."/>
+      <w:lvlJc w:val="right"/>
+      <w:pPr>
+        <w:ind w:left="2640" w:hanging="440"/>
+      </w:pPr>
+    </w:lvl>
+    <w:lvl w:ilvl="6" w:tplc="0409000F" w:tentative="1">
+      <w:start w:val="1"/>
+      <w:numFmt w:val="decimal"/>
+      <w:lvlText w:val="%7."/>
+      <w:lvlJc w:val="left"/>
+      <w:pPr>
+        <w:ind w:left="3080" w:hanging="440"/>
+      </w:pPr>
+    </w:lvl>
+    <w:lvl w:ilvl="7" w:tplc="04090019" w:tentative="1">
+      <w:start w:val="1"/>
+      <w:numFmt w:val="lowerLetter"/>
+      <w:lvlText w:val="%8)"/>
+      <w:lvlJc w:val="left"/>
+      <w:pPr>
+        <w:ind w:left="3520" w:hanging="440"/>
+      </w:pPr>
+    </w:lvl>
+    <w:lvl w:ilvl="8" w:tplc="0409001B" w:tentative="1">
+      <w:start w:val="1"/>
+      <w:numFmt w:val="lowerRoman"/>
+      <w:lvlText w:val="%9."/>
+      <w:lvlJc w:val="right"/>
+      <w:pPr>
+        <w:ind w:left="3960" w:hanging="440"/>
+      </w:pPr>
+    </w:lvl>
+  </w:abstractNum>
+  <w:abstractNum w:abstractNumId="3" w15:restartNumberingAfterBreak="0">
+    <w:nsid w:val="379750E1"/>
+    <w:multiLevelType w:val="hybridMultilevel"/>
+    <w:tmpl w:val="F97CA596"/>
+    <w:lvl w:ilvl="0" w:tplc="86EEE5FE">
+      <w:start w:val="1"/>
+      <w:numFmt w:val="decimal"/>
+      <w:lvlText w:val="%1."/>
+      <w:lvlJc w:val="left"/>
+      <w:pPr>
+        <w:ind w:left="360" w:hanging="360"/>
+      </w:pPr>
+      <w:rPr>
+        <w:rFonts w:hint="default"/>
+      </w:rPr>
+    </w:lvl>
+    <w:lvl w:ilvl="1" w:tplc="04090019" w:tentative="1">
+      <w:start w:val="1"/>
+      <w:numFmt w:val="lowerLetter"/>
+      <w:lvlText w:val="%2)"/>
+      <w:lvlJc w:val="left"/>
+      <w:pPr>
+        <w:ind w:left="880" w:hanging="440"/>
+      </w:pPr>
+    </w:lvl>
+    <w:lvl w:ilvl="2" w:tplc="0409001B" w:tentative="1">
+      <w:start w:val="1"/>
+      <w:numFmt w:val="lowerRoman"/>
+      <w:lvlText w:val="%3."/>
+      <w:lvlJc w:val="right"/>
+      <w:pPr>
+        <w:ind w:left="1320" w:hanging="440"/>
+      </w:pPr>
+    </w:lvl>
+    <w:lvl w:ilvl="3" w:tplc="0409000F" w:tentative="1">
+      <w:start w:val="1"/>
+      <w:numFmt w:val="decimal"/>
+      <w:lvlText w:val="%4."/>
+      <w:lvlJc w:val="left"/>
+      <w:pPr>
+        <w:ind w:left="1760" w:hanging="440"/>
+      </w:pPr>
+    </w:lvl>
+    <w:lvl w:ilvl="4" w:tplc="04090019" w:tentative="1">
+      <w:start w:val="1"/>
+      <w:numFmt w:val="lowerLetter"/>
+      <w:lvlText w:val="%5)"/>
+      <w:lvlJc w:val="left"/>
+      <w:pPr>
+        <w:ind w:left="2200" w:hanging="440"/>
+      </w:pPr>
+    </w:lvl>
+    <w:lvl w:ilvl="5" w:tplc="0409001B" w:tentative="1">
+      <w:start w:val="1"/>
+      <w:numFmt w:val="lowerRoman"/>
+      <w:lvlText w:val="%6."/>
+      <w:lvlJc w:val="right"/>
+      <w:pPr>
+        <w:ind w:left="2640" w:hanging="440"/>
+      </w:pPr>
+    </w:lvl>
+    <w:lvl w:ilvl="6" w:tplc="0409000F" w:tentative="1">
+      <w:start w:val="1"/>
+      <w:numFmt w:val="decimal"/>
+      <w:lvlText w:val="%7."/>
+      <w:lvlJc w:val="left"/>
+      <w:pPr>
+        <w:ind w:left="3080" w:hanging="440"/>
+      </w:pPr>
+    </w:lvl>
+    <w:lvl w:ilvl="7" w:tplc="04090019" w:tentative="1">
+      <w:start w:val="1"/>
+      <w:numFmt w:val="lowerLetter"/>
+      <w:lvlText w:val="%8)"/>
+      <w:lvlJc w:val="left"/>
+      <w:pPr>
+        <w:ind w:left="3520" w:hanging="440"/>
+      </w:pPr>
+    </w:lvl>
+    <w:lvl w:ilvl="8" w:tplc="0409001B" w:tentative="1">
+      <w:start w:val="1"/>
+      <w:numFmt w:val="lowerRoman"/>
+      <w:lvlText w:val="%9."/>
+      <w:lvlJc w:val="right"/>
+      <w:pPr>
+        <w:ind w:left="3960" w:hanging="440"/>
+      </w:pPr>
+    </w:lvl>
+  </w:abstractNum>
+  <w:abstractNum w:abstractNumId="4" w15:restartNumberingAfterBreak="0">
+    <w:nsid w:val="46E1740E"/>
+    <w:multiLevelType w:val="hybridMultilevel"/>
+    <w:tmpl w:val="7406750E"/>
+    <w:lvl w:ilvl="0" w:tplc="CE7CE9C2">
+      <w:start w:val="1"/>
+      <w:numFmt w:val="japaneseCounting"/>
+      <w:lvlText w:val="%1、"/>
+      <w:lvlJc w:val="left"/>
+      <w:pPr>
+        <w:ind w:left="450" w:hanging="450"/>
+      </w:pPr>
+      <w:rPr>
+        <w:rFonts w:hint="default"/>
+      </w:rPr>
+    </w:lvl>
+    <w:lvl w:ilvl="1" w:tplc="04090019" w:tentative="1">
+      <w:start w:val="1"/>
+      <w:numFmt w:val="lowerLetter"/>
+      <w:lvlText w:val="%2)"/>
+      <w:lvlJc w:val="left"/>
+      <w:pPr>
+        <w:ind w:left="880" w:hanging="440"/>
+      </w:pPr>
+    </w:lvl>
+    <w:lvl w:ilvl="2" w:tplc="0409001B" w:tentative="1">
+      <w:start w:val="1"/>
+      <w:numFmt w:val="lowerRoman"/>
+      <w:lvlText w:val="%3."/>
+      <w:lvlJc w:val="right"/>
+      <w:pPr>
+        <w:ind w:left="1320" w:hanging="440"/>
+      </w:pPr>
+    </w:lvl>
+    <w:lvl w:ilvl="3" w:tplc="0409000F" w:tentative="1">
+      <w:start w:val="1"/>
+      <w:numFmt w:val="decimal"/>
+      <w:lvlText w:val="%4."/>
+      <w:lvlJc w:val="left"/>
+      <w:pPr>
+        <w:ind w:left="1760" w:hanging="440"/>
+      </w:pPr>
+    </w:lvl>
+    <w:lvl w:ilvl="4" w:tplc="04090019" w:tentative="1">
+      <w:start w:val="1"/>
+      <w:numFmt w:val="lowerLetter"/>
+      <w:lvlText w:val="%5)"/>
+      <w:lvlJc w:val="left"/>
+      <w:pPr>
+        <w:ind w:left="2200" w:hanging="440"/>
+      </w:pPr>
+    </w:lvl>
+    <w:lvl w:ilvl="5" w:tplc="0409001B" w:tentative="1">
+      <w:start w:val="1"/>
+      <w:numFmt w:val="lowerRoman"/>
+      <w:lvlText w:val="%6."/>
+      <w:lvlJc w:val="right"/>
+      <w:pPr>
+        <w:ind w:left="2640" w:hanging="440"/>
+      </w:pPr>
+    </w:lvl>
+    <w:lvl w:ilvl="6" w:tplc="0409000F" w:tentative="1">
+      <w:start w:val="1"/>
+      <w:numFmt w:val="decimal"/>
+      <w:lvlText w:val="%7."/>
+      <w:lvlJc w:val="left"/>
+      <w:pPr>
+        <w:ind w:left="3080" w:hanging="440"/>
+      </w:pPr>
+    </w:lvl>
+    <w:lvl w:ilvl="7" w:tplc="04090019" w:tentative="1">
+      <w:start w:val="1"/>
+      <w:numFmt w:val="lowerLetter"/>
+      <w:lvlText w:val="%8)"/>
+      <w:lvlJc w:val="left"/>
+      <w:pPr>
+        <w:ind w:left="3520" w:hanging="440"/>
+      </w:pPr>
+    </w:lvl>
+    <w:lvl w:ilvl="8" w:tplc="0409001B" w:tentative="1">
+      <w:start w:val="1"/>
+      <w:numFmt w:val="lowerRoman"/>
+      <w:lvlText w:val="%9."/>
+      <w:lvlJc w:val="right"/>
+      <w:pPr>
+        <w:ind w:left="3960" w:hanging="440"/>
+      </w:pPr>
+    </w:lvl>
+  </w:abstractNum>
+  <w:abstractNum w:abstractNumId="5" w15:restartNumberingAfterBreak="0">
+    <w:nsid w:val="4D5275EA"/>
+    <w:multiLevelType w:val="hybridMultilevel"/>
+    <w:tmpl w:val="C2D63ED0"/>
+    <w:lvl w:ilvl="0" w:tplc="FCA60658">
+      <w:start w:val="1"/>
+      <w:numFmt w:val="decimal"/>
+      <w:lvlText w:val="%1."/>
+      <w:lvlJc w:val="left"/>
+      <w:pPr>
+        <w:ind w:left="360" w:hanging="360"/>
+      </w:pPr>
+      <w:rPr>
+        <w:rFonts w:hint="default"/>
+      </w:rPr>
+    </w:lvl>
+    <w:lvl w:ilvl="1" w:tplc="04090019" w:tentative="1">
+      <w:start w:val="1"/>
+      <w:numFmt w:val="lowerLetter"/>
+      <w:lvlText w:val="%2)"/>
+      <w:lvlJc w:val="left"/>
+      <w:pPr>
+        <w:ind w:left="880" w:hanging="440"/>
+      </w:pPr>
+    </w:lvl>
+    <w:lvl w:ilvl="2" w:tplc="0409001B" w:tentative="1">
+      <w:start w:val="1"/>
+      <w:numFmt w:val="lowerRoman"/>
+      <w:lvlText w:val="%3."/>
+      <w:lvlJc w:val="right"/>
+      <w:pPr>
+        <w:ind w:left="1320" w:hanging="440"/>
+      </w:pPr>
+    </w:lvl>
+    <w:lvl w:ilvl="3" w:tplc="0409000F" w:tentative="1">
+      <w:start w:val="1"/>
+      <w:numFmt w:val="decimal"/>
+      <w:lvlText w:val="%4."/>
+      <w:lvlJc w:val="left"/>
+      <w:pPr>
+        <w:ind w:left="1760" w:hanging="440"/>
+      </w:pPr>
+    </w:lvl>
+    <w:lvl w:ilvl="4" w:tplc="04090019" w:tentative="1">
+      <w:start w:val="1"/>
+      <w:numFmt w:val="lowerLetter"/>
+      <w:lvlText w:val="%5)"/>
+      <w:lvlJc w:val="left"/>
+      <w:pPr>
+        <w:ind w:left="2200" w:hanging="440"/>
+      </w:pPr>
+    </w:lvl>
+    <w:lvl w:ilvl="5" w:tplc="0409001B" w:tentative="1">
+      <w:start w:val="1"/>
+      <w:numFmt w:val="lowerRoman"/>
+      <w:lvlText w:val="%6."/>
+      <w:lvlJc w:val="right"/>
+      <w:pPr>
+        <w:ind w:left="2640" w:hanging="440"/>
+      </w:pPr>
+    </w:lvl>
+    <w:lvl w:ilvl="6" w:tplc="0409000F" w:tentative="1">
+      <w:start w:val="1"/>
+      <w:numFmt w:val="decimal"/>
+      <w:lvlText w:val="%7."/>
+      <w:lvlJc w:val="left"/>
+      <w:pPr>
+        <w:ind w:left="3080" w:hanging="440"/>
+      </w:pPr>
+    </w:lvl>
+    <w:lvl w:ilvl="7" w:tplc="04090019" w:tentative="1">
+      <w:start w:val="1"/>
+      <w:numFmt w:val="lowerLetter"/>
+      <w:lvlText w:val="%8)"/>
+      <w:lvlJc w:val="left"/>
+      <w:pPr>
+        <w:ind w:left="3520" w:hanging="440"/>
+      </w:pPr>
+    </w:lvl>
+    <w:lvl w:ilvl="8" w:tplc="0409001B" w:tentative="1">
+      <w:start w:val="1"/>
+      <w:numFmt w:val="lowerRoman"/>
+      <w:lvlText w:val="%9."/>
+      <w:lvlJc w:val="right"/>
+      <w:pPr>
+        <w:ind w:left="3960" w:hanging="440"/>
+      </w:pPr>
+    </w:lvl>
+  </w:abstractNum>
+  <w:abstractNum w:abstractNumId="6" w15:restartNumberingAfterBreak="0">
+    <w:nsid w:val="6B85176B"/>
+    <w:multiLevelType w:val="hybridMultilevel"/>
+    <w:tmpl w:val="24541184"/>
+    <w:lvl w:ilvl="0" w:tplc="FE0248CC">
+      <w:start w:val="1"/>
+      <w:numFmt w:val="decimal"/>
+      <w:lvlText w:val="%1."/>
+      <w:lvlJc w:val="left"/>
+      <w:pPr>
+        <w:ind w:left="360" w:hanging="360"/>
+      </w:pPr>
+      <w:rPr>
+        <w:rFonts w:hint="default"/>
+      </w:rPr>
+    </w:lvl>
+    <w:lvl w:ilvl="1" w:tplc="04090019" w:tentative="1">
+      <w:start w:val="1"/>
+      <w:numFmt w:val="lowerLetter"/>
+      <w:lvlText w:val="%2)"/>
+      <w:lvlJc w:val="left"/>
+      <w:pPr>
+        <w:ind w:left="880" w:hanging="440"/>
+      </w:pPr>
+    </w:lvl>
+    <w:lvl w:ilvl="2" w:tplc="0409001B" w:tentative="1">
+      <w:start w:val="1"/>
+      <w:numFmt w:val="lowerRoman"/>
+      <w:lvlText w:val="%3."/>
+      <w:lvlJc w:val="right"/>
+      <w:pPr>
+        <w:ind w:left="1320" w:hanging="440"/>
+      </w:pPr>
+    </w:lvl>
+    <w:lvl w:ilvl="3" w:tplc="0409000F" w:tentative="1">
+      <w:start w:val="1"/>
+      <w:numFmt w:val="decimal"/>
+      <w:lvlText w:val="%4."/>
+      <w:lvlJc w:val="left"/>
+      <w:pPr>
+        <w:ind w:left="1760" w:hanging="440"/>
+      </w:pPr>
+    </w:lvl>
+    <w:lvl w:ilvl="4" w:tplc="04090019" w:tentative="1">
+      <w:start w:val="1"/>
+      <w:numFmt w:val="lowerLetter"/>
+      <w:lvlText w:val="%5)"/>
+      <w:lvlJc w:val="left"/>
+      <w:pPr>
+        <w:ind w:left="2200" w:hanging="440"/>
+      </w:pPr>
+    </w:lvl>
+    <w:lvl w:ilvl="5" w:tplc="0409001B" w:tentative="1">
+      <w:start w:val="1"/>
+      <w:numFmt w:val="lowerRoman"/>
+      <w:lvlText w:val="%6."/>
+      <w:lvlJc w:val="right"/>
+      <w:pPr>
+        <w:ind w:left="2640" w:hanging="440"/>
+      </w:pPr>
+    </w:lvl>
+    <w:lvl w:ilvl="6" w:tplc="0409000F" w:tentative="1">
+      <w:start w:val="1"/>
+      <w:numFmt w:val="decimal"/>
+      <w:lvlText w:val="%7."/>
+      <w:lvlJc w:val="left"/>
+      <w:pPr>
+        <w:ind w:left="3080" w:hanging="440"/>
+      </w:pPr>
+    </w:lvl>
+    <w:lvl w:ilvl="7" w:tplc="04090019" w:tentative="1">
+      <w:start w:val="1"/>
+      <w:numFmt w:val="lowerLetter"/>
+      <w:lvlText w:val="%8)"/>
+      <w:lvlJc w:val="left"/>
+      <w:pPr>
+        <w:ind w:left="3520" w:hanging="440"/>
+      </w:pPr>
+    </w:lvl>
+    <w:lvl w:ilvl="8" w:tplc="0409001B" w:tentative="1">
+      <w:start w:val="1"/>
+      <w:numFmt w:val="lowerRoman"/>
+      <w:lvlText w:val="%9."/>
+      <w:lvlJc w:val="right"/>
+      <w:pPr>
+        <w:ind w:left="3960" w:hanging="440"/>
+      </w:pPr>
+    </w:lvl>
+  </w:abstractNum>
+  <w:abstractNum w:abstractNumId="7" w15:restartNumberingAfterBreak="0">
+    <w:nsid w:val="74F06B1F"/>
+    <w:multiLevelType w:val="hybridMultilevel"/>
+    <w:tmpl w:val="7818C940"/>
+    <w:lvl w:ilvl="0" w:tplc="BAB44626">
+      <w:start w:val="1"/>
+      <w:numFmt w:val="decimal"/>
+      <w:lvlText w:val="%1."/>
+      <w:lvlJc w:val="left"/>
+      <w:pPr>
+        <w:ind w:left="360" w:hanging="360"/>
+      </w:pPr>
+      <w:rPr>
+        <w:rFonts w:hint="default"/>
+      </w:rPr>
+    </w:lvl>
+    <w:lvl w:ilvl="1" w:tplc="04090019" w:tentative="1">
+      <w:start w:val="1"/>
+      <w:numFmt w:val="lowerLetter"/>
+      <w:lvlText w:val="%2)"/>
+      <w:lvlJc w:val="left"/>
+      <w:pPr>
+        <w:ind w:left="880" w:hanging="440"/>
+      </w:pPr>
+    </w:lvl>
+    <w:lvl w:ilvl="2" w:tplc="0409001B" w:tentative="1">
+      <w:start w:val="1"/>
+      <w:numFmt w:val="lowerRoman"/>
+      <w:lvlText w:val="%3."/>
+      <w:lvlJc w:val="right"/>
+      <w:pPr>
+        <w:ind w:left="1320" w:hanging="440"/>
+      </w:pPr>
+    </w:lvl>
+    <w:lvl w:ilvl="3" w:tplc="0409000F" w:tentative="1">
+      <w:start w:val="1"/>
+      <w:numFmt w:val="decimal"/>
+      <w:lvlText w:val="%4."/>
+      <w:lvlJc w:val="left"/>
+      <w:pPr>
+        <w:ind w:left="1760" w:hanging="440"/>
+      </w:pPr>
+    </w:lvl>
+    <w:lvl w:ilvl="4" w:tplc="04090019" w:tentative="1">
+      <w:start w:val="1"/>
+      <w:numFmt w:val="lowerLetter"/>
+      <w:lvlText w:val="%5)"/>
+      <w:lvlJc w:val="left"/>
+      <w:pPr>
+        <w:ind w:left="2200" w:hanging="440"/>
+      </w:pPr>
+    </w:lvl>
+    <w:lvl w:ilvl="5" w:tplc="0409001B" w:tentative="1">
+      <w:start w:val="1"/>
+      <w:numFmt w:val="lowerRoman"/>
+      <w:lvlText w:val="%6."/>
+      <w:lvlJc w:val="right"/>
+      <w:pPr>
+        <w:ind w:left="2640" w:hanging="440"/>
+      </w:pPr>
+    </w:lvl>
+    <w:lvl w:ilvl="6" w:tplc="0409000F" w:tentative="1">
+      <w:start w:val="1"/>
+      <w:numFmt w:val="decimal"/>
+      <w:lvlText w:val="%7."/>
+      <w:lvlJc w:val="left"/>
+      <w:pPr>
+        <w:ind w:left="3080" w:hanging="440"/>
+      </w:pPr>
+    </w:lvl>
+    <w:lvl w:ilvl="7" w:tplc="04090019" w:tentative="1">
+      <w:start w:val="1"/>
+      <w:numFmt w:val="lowerLetter"/>
+      <w:lvlText w:val="%8)"/>
+      <w:lvlJc w:val="left"/>
+      <w:pPr>
+        <w:ind w:left="3520" w:hanging="440"/>
+      </w:pPr>
+    </w:lvl>
+    <w:lvl w:ilvl="8" w:tplc="0409001B" w:tentative="1">
+      <w:start w:val="1"/>
+      <w:numFmt w:val="lowerRoman"/>
+      <w:lvlText w:val="%9."/>
+      <w:lvlJc w:val="right"/>
+      <w:pPr>
+        <w:ind w:left="3960" w:hanging="440"/>
+      </w:pPr>
+    </w:lvl>
+  </w:abstractNum>
+  <w:num w:numId="1" w16cid:durableId="283464862">
+    <w:abstractNumId w:val="4"/>
+  </w:num>
+  <w:num w:numId="2" w16cid:durableId="1615868023">
+    <w:abstractNumId w:val="5"/>
+  </w:num>
+  <w:num w:numId="3" w16cid:durableId="1145899367">
+    <w:abstractNumId w:val="1"/>
+  </w:num>
+  <w:num w:numId="4" w16cid:durableId="1385838619">
+    <w:abstractNumId w:val="2"/>
+  </w:num>
+  <w:num w:numId="5" w16cid:durableId="92481932">
+    <w:abstractNumId w:val="0"/>
+  </w:num>
+  <w:num w:numId="6" w16cid:durableId="1171718809">
+    <w:abstractNumId w:val="7"/>
+  </w:num>
+  <w:num w:numId="7" w16cid:durableId="725646889">
+    <w:abstractNumId w:val="3"/>
+  </w:num>
+  <w:num w:numId="8" w16cid:durableId="1765154016">
+    <w:abstractNumId w:val="6"/>
+  </w:num>
+</w:numbering>
+</file>
+
 <file path=word/styles.xml><?xml version="1.0" encoding="utf-8"?>
-<w:styles xmlns:mc="http://schemas.openxmlformats.org/markup-compatibility/2006" xmlns:r="http://schemas.openxmlformats.org/officeDocument/2006/relationships" xmlns:w="http://schemas.openxmlformats.org/wordprocessingml/2006/main" xmlns:w14="http://schemas.microsoft.com/office/word/2010/wordml" xmlns:w15="http://schemas.microsoft.com/office/word/2012/wordml" xmlns:w16cex="http://schemas.microsoft.com/office/word/2018/wordml/cex" xmlns:w16cid="http://schemas.microsoft.com/office/word/2016/wordml/cid" xmlns:w16="http://schemas.microsoft.com/office/word/2018/wordml" xmlns:w16du="http://schemas.microsoft.com/office/word/2023/wordml/word16du" xmlns:w16sdtdh="http://schemas.microsoft.com/office/word/2020/wordml/sdtdatahash" xmlns:w16sdtfl="http://schemas.microsoft.com/office/word/2024/wordml/sdtformatlock" xmlns:w16se="http://schemas.microsoft.com/office/word/2015/wordml/symex" mc:Ignorable="w14 w15 w16se w16cid w16 w16cex w16sdtdh w16sdtfl w16du">
+<w:styles xmlns:mc="http://schemas.openxmlformats.org/markup-compatibility/2006" xmlns:r="http://schemas.openxmlformats.org/officeDocument/2006/relationships" xmlns:w="http://schemas.openxmlformats.org/wordprocessingml/2006/main" xmlns:w14="http://schemas.microsoft.com/office/word/2010/wordml" xmlns:w15="http://schemas.microsoft.com/office/word/2012/wordml" xmlns:w16cex="http://schemas.microsoft.com/office/word/2018/wordml/cex" xmlns:w16cid="http://schemas.microsoft.com/office/word/2016/wordml/cid" xmlns:w16="http://schemas.microsoft.com/office/word/2018/wordml" xmlns:w16sdtdh="http://schemas.microsoft.com/office/word/2020/wordml/sdtdatahash" xmlns:w16se="http://schemas.microsoft.com/office/word/2015/wordml/symex" mc:Ignorable="w14 w15 w16se w16cid w16 w16cex w16sdtdh">
   <w:docDefaults>
     <w:rPrDefault>
       <w:rPr>
@@ -937,6 +2373,79 @@
       <w:spacing w:val="5"/>
     </w:rPr>
   </w:style>
+  <w:style w:type="paragraph" w:styleId="ae">
+    <w:name w:val="header"/>
+    <w:basedOn w:val="a"/>
+    <w:link w:val="af"/>
+    <w:uiPriority w:val="99"/>
+    <w:unhideWhenUsed/>
+    <w:rsid w:val="005B248F"/>
+    <w:pPr>
+      <w:tabs>
+        <w:tab w:val="center" w:pos="4153"/>
+        <w:tab w:val="right" w:pos="8306"/>
+      </w:tabs>
+      <w:snapToGrid w:val="0"/>
+      <w:spacing w:line="240" w:lineRule="auto"/>
+      <w:jc w:val="center"/>
+    </w:pPr>
+    <w:rPr>
+      <w:sz w:val="18"/>
+      <w:szCs w:val="18"/>
+    </w:rPr>
+  </w:style>
+  <w:style w:type="character" w:customStyle="1" w:styleId="af">
+    <w:name w:val="页眉 字符"/>
+    <w:basedOn w:val="a0"/>
+    <w:link w:val="ae"/>
+    <w:uiPriority w:val="99"/>
+    <w:rsid w:val="005B248F"/>
+    <w:rPr>
+      <w:sz w:val="18"/>
+      <w:szCs w:val="18"/>
+    </w:rPr>
+  </w:style>
+  <w:style w:type="paragraph" w:styleId="af0">
+    <w:name w:val="footer"/>
+    <w:basedOn w:val="a"/>
+    <w:link w:val="af1"/>
+    <w:uiPriority w:val="99"/>
+    <w:unhideWhenUsed/>
+    <w:rsid w:val="005B248F"/>
+    <w:pPr>
+      <w:tabs>
+        <w:tab w:val="center" w:pos="4153"/>
+        <w:tab w:val="right" w:pos="8306"/>
+      </w:tabs>
+      <w:snapToGrid w:val="0"/>
+      <w:spacing w:line="240" w:lineRule="auto"/>
+    </w:pPr>
+    <w:rPr>
+      <w:sz w:val="18"/>
+      <w:szCs w:val="18"/>
+    </w:rPr>
+  </w:style>
+  <w:style w:type="character" w:customStyle="1" w:styleId="af1">
+    <w:name w:val="页脚 字符"/>
+    <w:basedOn w:val="a0"/>
+    <w:link w:val="af0"/>
+    <w:uiPriority w:val="99"/>
+    <w:rsid w:val="005B248F"/>
+    <w:rPr>
+      <w:sz w:val="18"/>
+      <w:szCs w:val="18"/>
+    </w:rPr>
+  </w:style>
+  <w:style w:type="character" w:styleId="af2">
+    <w:name w:val="Placeholder Text"/>
+    <w:basedOn w:val="a0"/>
+    <w:uiPriority w:val="99"/>
+    <w:semiHidden/>
+    <w:rsid w:val="000334E0"/>
+    <w:rPr>
+      <w:color w:val="666666"/>
+    </w:rPr>
+  </w:style>
 </w:styles>
 </file>
 

--- a/试讲/自由落体试讲.docx
+++ b/试讲/自由落体试讲.docx
@@ -10,7 +10,7 @@
           <w:numId w:val="4"/>
         </w:numPr>
         <w:rPr>
-          <w:rFonts w:ascii="宋体" w:eastAsia="宋体" w:hAnsi="宋体"/>
+          <w:rFonts w:ascii="宋体" w:eastAsia="宋体" w:hAnsi="宋体" w:hint="eastAsia"/>
           <w:sz w:val="24"/>
         </w:rPr>
       </w:pPr>
@@ -30,7 +30,7 @@
           <w:numId w:val="5"/>
         </w:numPr>
         <w:rPr>
-          <w:rFonts w:ascii="宋体" w:eastAsia="宋体" w:hAnsi="宋体"/>
+          <w:rFonts w:ascii="宋体" w:eastAsia="宋体" w:hAnsi="宋体" w:hint="eastAsia"/>
           <w:sz w:val="24"/>
         </w:rPr>
       </w:pPr>
@@ -98,7 +98,7 @@
           <w:numId w:val="4"/>
         </w:numPr>
         <w:rPr>
-          <w:rFonts w:ascii="宋体" w:eastAsia="宋体" w:hAnsi="宋体"/>
+          <w:rFonts w:ascii="宋体" w:eastAsia="宋体" w:hAnsi="宋体" w:hint="eastAsia"/>
           <w:sz w:val="24"/>
         </w:rPr>
       </w:pPr>
@@ -118,7 +118,7 @@
           <w:numId w:val="6"/>
         </w:numPr>
         <w:rPr>
-          <w:rFonts w:ascii="宋体" w:eastAsia="宋体" w:hAnsi="宋体"/>
+          <w:rFonts w:ascii="宋体" w:eastAsia="宋体" w:hAnsi="宋体" w:hint="eastAsia"/>
           <w:sz w:val="24"/>
         </w:rPr>
       </w:pPr>
@@ -166,13 +166,76 @@
     </w:p>
     <w:p>
       <w:pPr>
+        <w:rPr>
+          <w:rFonts w:ascii="宋体" w:eastAsia="宋体" w:hAnsi="宋体" w:hint="eastAsia"/>
+          <w:sz w:val="24"/>
+        </w:rPr>
+      </w:pPr>
+      <w:r>
+        <w:rPr>
+          <w:rFonts w:ascii="宋体" w:eastAsia="宋体" w:hAnsi="宋体" w:hint="eastAsia"/>
+          <w:noProof/>
+          <w:sz w:val="24"/>
+        </w:rPr>
+        <w:drawing>
+          <wp:inline distT="0" distB="0" distL="0" distR="0" wp14:anchorId="47412216" wp14:editId="703539FC">
+            <wp:extent cx="2557943" cy="1440000"/>
+            <wp:effectExtent l="0" t="0" r="0" b="8255"/>
+            <wp:docPr id="1" name="图片 1"/>
+            <wp:cNvGraphicFramePr>
+              <a:graphicFrameLocks xmlns:a="http://schemas.openxmlformats.org/drawingml/2006/main" noChangeAspect="1"/>
+            </wp:cNvGraphicFramePr>
+            <a:graphic xmlns:a="http://schemas.openxmlformats.org/drawingml/2006/main">
+              <a:graphicData uri="http://schemas.openxmlformats.org/drawingml/2006/picture">
+                <pic:pic xmlns:pic="http://schemas.openxmlformats.org/drawingml/2006/picture">
+                  <pic:nvPicPr>
+                    <pic:cNvPr id="0" name="Picture 1"/>
+                    <pic:cNvPicPr>
+                      <a:picLocks noChangeAspect="1" noChangeArrowheads="1"/>
+                    </pic:cNvPicPr>
+                  </pic:nvPicPr>
+                  <pic:blipFill>
+                    <a:blip r:embed="rId7" cstate="print">
+                      <a:extLst>
+                        <a:ext uri="{28A0092B-C50C-407E-A947-70E740481C1C}">
+                          <a14:useLocalDpi xmlns:a14="http://schemas.microsoft.com/office/drawing/2010/main" val="0"/>
+                        </a:ext>
+                      </a:extLst>
+                    </a:blip>
+                    <a:srcRect/>
+                    <a:stretch>
+                      <a:fillRect/>
+                    </a:stretch>
+                  </pic:blipFill>
+                  <pic:spPr bwMode="auto">
+                    <a:xfrm>
+                      <a:off x="0" y="0"/>
+                      <a:ext cx="2557943" cy="1440000"/>
+                    </a:xfrm>
+                    <a:prstGeom prst="rect">
+                      <a:avLst/>
+                    </a:prstGeom>
+                    <a:noFill/>
+                    <a:ln>
+                      <a:noFill/>
+                    </a:ln>
+                  </pic:spPr>
+                </pic:pic>
+              </a:graphicData>
+            </a:graphic>
+          </wp:inline>
+        </w:drawing>
+      </w:r>
+    </w:p>
+    <w:p>
+      <w:pPr>
         <w:pStyle w:val="a9"/>
         <w:numPr>
           <w:ilvl w:val="0"/>
           <w:numId w:val="6"/>
         </w:numPr>
         <w:rPr>
-          <w:rFonts w:ascii="宋体" w:eastAsia="宋体" w:hAnsi="宋体"/>
+          <w:rFonts w:ascii="宋体" w:eastAsia="宋体" w:hAnsi="宋体" w:hint="eastAsia"/>
           <w:sz w:val="24"/>
         </w:rPr>
       </w:pPr>
@@ -199,7 +262,7 @@
           <w:numId w:val="6"/>
         </w:numPr>
         <w:rPr>
-          <w:rFonts w:ascii="宋体" w:eastAsia="宋体" w:hAnsi="宋体"/>
+          <w:rFonts w:ascii="宋体" w:eastAsia="宋体" w:hAnsi="宋体" w:hint="eastAsia"/>
           <w:sz w:val="24"/>
         </w:rPr>
       </w:pPr>
@@ -292,7 +355,7 @@
           <w:numId w:val="6"/>
         </w:numPr>
         <w:rPr>
-          <w:rFonts w:ascii="宋体" w:eastAsia="宋体" w:hAnsi="宋体" w:hint="eastAsia"/>
+          <w:rFonts w:ascii="宋体" w:eastAsia="宋体" w:hAnsi="宋体"/>
           <w:sz w:val="24"/>
         </w:rPr>
       </w:pPr>
@@ -302,6 +365,69 @@
           <w:sz w:val="24"/>
         </w:rPr>
         <w:t>练习</w:t>
+      </w:r>
+    </w:p>
+    <w:p>
+      <w:pPr>
+        <w:rPr>
+          <w:rFonts w:ascii="宋体" w:eastAsia="宋体" w:hAnsi="宋体" w:hint="eastAsia"/>
+          <w:sz w:val="24"/>
+        </w:rPr>
+      </w:pPr>
+      <w:r>
+        <w:rPr>
+          <w:rFonts w:ascii="宋体" w:eastAsia="宋体" w:hAnsi="宋体"/>
+          <w:noProof/>
+          <w:sz w:val="24"/>
+        </w:rPr>
+        <w:drawing>
+          <wp:inline distT="0" distB="0" distL="0" distR="0" wp14:anchorId="4CC8FE56" wp14:editId="0D512F95">
+            <wp:extent cx="2557943" cy="1440000"/>
+            <wp:effectExtent l="0" t="0" r="0" b="8255"/>
+            <wp:docPr id="2" name="图片 2"/>
+            <wp:cNvGraphicFramePr>
+              <a:graphicFrameLocks xmlns:a="http://schemas.openxmlformats.org/drawingml/2006/main" noChangeAspect="1"/>
+            </wp:cNvGraphicFramePr>
+            <a:graphic xmlns:a="http://schemas.openxmlformats.org/drawingml/2006/main">
+              <a:graphicData uri="http://schemas.openxmlformats.org/drawingml/2006/picture">
+                <pic:pic xmlns:pic="http://schemas.openxmlformats.org/drawingml/2006/picture">
+                  <pic:nvPicPr>
+                    <pic:cNvPr id="0" name="Picture 2"/>
+                    <pic:cNvPicPr>
+                      <a:picLocks noChangeAspect="1" noChangeArrowheads="1"/>
+                    </pic:cNvPicPr>
+                  </pic:nvPicPr>
+                  <pic:blipFill>
+                    <a:blip r:embed="rId8" cstate="print">
+                      <a:extLst>
+                        <a:ext uri="{28A0092B-C50C-407E-A947-70E740481C1C}">
+                          <a14:useLocalDpi xmlns:a14="http://schemas.microsoft.com/office/drawing/2010/main" val="0"/>
+                        </a:ext>
+                      </a:extLst>
+                    </a:blip>
+                    <a:srcRect/>
+                    <a:stretch>
+                      <a:fillRect/>
+                    </a:stretch>
+                  </pic:blipFill>
+                  <pic:spPr bwMode="auto">
+                    <a:xfrm>
+                      <a:off x="0" y="0"/>
+                      <a:ext cx="2557943" cy="1440000"/>
+                    </a:xfrm>
+                    <a:prstGeom prst="rect">
+                      <a:avLst/>
+                    </a:prstGeom>
+                    <a:noFill/>
+                    <a:ln>
+                      <a:noFill/>
+                    </a:ln>
+                  </pic:spPr>
+                </pic:pic>
+              </a:graphicData>
+            </a:graphic>
+          </wp:inline>
+        </w:drawing>
       </w:r>
     </w:p>
     <w:p>
@@ -312,7 +438,7 @@
           <w:numId w:val="4"/>
         </w:numPr>
         <w:rPr>
-          <w:rFonts w:ascii="宋体" w:eastAsia="宋体" w:hAnsi="宋体"/>
+          <w:rFonts w:ascii="宋体" w:eastAsia="宋体" w:hAnsi="宋体" w:hint="eastAsia"/>
           <w:sz w:val="24"/>
         </w:rPr>
       </w:pPr>
@@ -332,7 +458,7 @@
           <w:numId w:val="7"/>
         </w:numPr>
         <w:rPr>
-          <w:rFonts w:ascii="宋体" w:eastAsia="宋体" w:hAnsi="宋体"/>
+          <w:rFonts w:ascii="宋体" w:eastAsia="宋体" w:hAnsi="宋体" w:hint="eastAsia"/>
           <w:sz w:val="24"/>
         </w:rPr>
       </w:pPr>
@@ -417,13 +543,242 @@
     </w:p>
     <w:p>
       <w:pPr>
+        <w:rPr>
+          <w:rFonts w:ascii="宋体" w:eastAsia="宋体" w:hAnsi="宋体" w:hint="eastAsia"/>
+          <w:sz w:val="24"/>
+        </w:rPr>
+      </w:pPr>
+      <w:r>
+        <w:rPr>
+          <w:rFonts w:ascii="宋体" w:eastAsia="宋体" w:hAnsi="宋体" w:hint="eastAsia"/>
+          <w:noProof/>
+          <w:sz w:val="24"/>
+        </w:rPr>
+        <w:lastRenderedPageBreak/>
+        <w:drawing>
+          <wp:inline distT="0" distB="0" distL="0" distR="0" wp14:anchorId="6726C015" wp14:editId="1CE160F4">
+            <wp:extent cx="2557943" cy="1440000"/>
+            <wp:effectExtent l="0" t="0" r="0" b="8255"/>
+            <wp:docPr id="4" name="图片 4"/>
+            <wp:cNvGraphicFramePr>
+              <a:graphicFrameLocks xmlns:a="http://schemas.openxmlformats.org/drawingml/2006/main" noChangeAspect="1"/>
+            </wp:cNvGraphicFramePr>
+            <a:graphic xmlns:a="http://schemas.openxmlformats.org/drawingml/2006/main">
+              <a:graphicData uri="http://schemas.openxmlformats.org/drawingml/2006/picture">
+                <pic:pic xmlns:pic="http://schemas.openxmlformats.org/drawingml/2006/picture">
+                  <pic:nvPicPr>
+                    <pic:cNvPr id="0" name="Picture 4"/>
+                    <pic:cNvPicPr>
+                      <a:picLocks noChangeAspect="1" noChangeArrowheads="1"/>
+                    </pic:cNvPicPr>
+                  </pic:nvPicPr>
+                  <pic:blipFill>
+                    <a:blip r:embed="rId9" cstate="print">
+                      <a:extLst>
+                        <a:ext uri="{28A0092B-C50C-407E-A947-70E740481C1C}">
+                          <a14:useLocalDpi xmlns:a14="http://schemas.microsoft.com/office/drawing/2010/main" val="0"/>
+                        </a:ext>
+                      </a:extLst>
+                    </a:blip>
+                    <a:srcRect/>
+                    <a:stretch>
+                      <a:fillRect/>
+                    </a:stretch>
+                  </pic:blipFill>
+                  <pic:spPr bwMode="auto">
+                    <a:xfrm>
+                      <a:off x="0" y="0"/>
+                      <a:ext cx="2557943" cy="1440000"/>
+                    </a:xfrm>
+                    <a:prstGeom prst="rect">
+                      <a:avLst/>
+                    </a:prstGeom>
+                    <a:noFill/>
+                    <a:ln>
+                      <a:noFill/>
+                    </a:ln>
+                  </pic:spPr>
+                </pic:pic>
+              </a:graphicData>
+            </a:graphic>
+          </wp:inline>
+        </w:drawing>
+      </w:r>
+      <w:r>
+        <w:rPr>
+          <w:rFonts w:ascii="宋体" w:eastAsia="宋体" w:hAnsi="宋体" w:hint="eastAsia"/>
+          <w:noProof/>
+          <w:sz w:val="24"/>
+        </w:rPr>
+        <w:drawing>
+          <wp:inline distT="0" distB="0" distL="0" distR="0" wp14:anchorId="6D4BCBD4" wp14:editId="09910E61">
+            <wp:extent cx="2557943" cy="1440000"/>
+            <wp:effectExtent l="0" t="0" r="0" b="8255"/>
+            <wp:docPr id="5" name="图片 5"/>
+            <wp:cNvGraphicFramePr>
+              <a:graphicFrameLocks xmlns:a="http://schemas.openxmlformats.org/drawingml/2006/main" noChangeAspect="1"/>
+            </wp:cNvGraphicFramePr>
+            <a:graphic xmlns:a="http://schemas.openxmlformats.org/drawingml/2006/main">
+              <a:graphicData uri="http://schemas.openxmlformats.org/drawingml/2006/picture">
+                <pic:pic xmlns:pic="http://schemas.openxmlformats.org/drawingml/2006/picture">
+                  <pic:nvPicPr>
+                    <pic:cNvPr id="0" name="Picture 5"/>
+                    <pic:cNvPicPr>
+                      <a:picLocks noChangeAspect="1" noChangeArrowheads="1"/>
+                    </pic:cNvPicPr>
+                  </pic:nvPicPr>
+                  <pic:blipFill>
+                    <a:blip r:embed="rId10" cstate="print">
+                      <a:extLst>
+                        <a:ext uri="{28A0092B-C50C-407E-A947-70E740481C1C}">
+                          <a14:useLocalDpi xmlns:a14="http://schemas.microsoft.com/office/drawing/2010/main" val="0"/>
+                        </a:ext>
+                      </a:extLst>
+                    </a:blip>
+                    <a:srcRect/>
+                    <a:stretch>
+                      <a:fillRect/>
+                    </a:stretch>
+                  </pic:blipFill>
+                  <pic:spPr bwMode="auto">
+                    <a:xfrm>
+                      <a:off x="0" y="0"/>
+                      <a:ext cx="2557943" cy="1440000"/>
+                    </a:xfrm>
+                    <a:prstGeom prst="rect">
+                      <a:avLst/>
+                    </a:prstGeom>
+                    <a:noFill/>
+                    <a:ln>
+                      <a:noFill/>
+                    </a:ln>
+                  </pic:spPr>
+                </pic:pic>
+              </a:graphicData>
+            </a:graphic>
+          </wp:inline>
+        </w:drawing>
+      </w:r>
+      <w:r>
+        <w:rPr>
+          <w:rFonts w:ascii="宋体" w:eastAsia="宋体" w:hAnsi="宋体"/>
+          <w:noProof/>
+          <w:sz w:val="24"/>
+        </w:rPr>
+        <w:drawing>
+          <wp:inline distT="0" distB="0" distL="0" distR="0" wp14:anchorId="0CC4A7C9" wp14:editId="0F45F33C">
+            <wp:extent cx="2557943" cy="1440000"/>
+            <wp:effectExtent l="0" t="0" r="0" b="8255"/>
+            <wp:docPr id="7" name="图片 7"/>
+            <wp:cNvGraphicFramePr>
+              <a:graphicFrameLocks xmlns:a="http://schemas.openxmlformats.org/drawingml/2006/main" noChangeAspect="1"/>
+            </wp:cNvGraphicFramePr>
+            <a:graphic xmlns:a="http://schemas.openxmlformats.org/drawingml/2006/main">
+              <a:graphicData uri="http://schemas.openxmlformats.org/drawingml/2006/picture">
+                <pic:pic xmlns:pic="http://schemas.openxmlformats.org/drawingml/2006/picture">
+                  <pic:nvPicPr>
+                    <pic:cNvPr id="0" name="Picture 7"/>
+                    <pic:cNvPicPr>
+                      <a:picLocks noChangeAspect="1" noChangeArrowheads="1"/>
+                    </pic:cNvPicPr>
+                  </pic:nvPicPr>
+                  <pic:blipFill>
+                    <a:blip r:embed="rId11" cstate="print">
+                      <a:extLst>
+                        <a:ext uri="{28A0092B-C50C-407E-A947-70E740481C1C}">
+                          <a14:useLocalDpi xmlns:a14="http://schemas.microsoft.com/office/drawing/2010/main" val="0"/>
+                        </a:ext>
+                      </a:extLst>
+                    </a:blip>
+                    <a:srcRect/>
+                    <a:stretch>
+                      <a:fillRect/>
+                    </a:stretch>
+                  </pic:blipFill>
+                  <pic:spPr bwMode="auto">
+                    <a:xfrm>
+                      <a:off x="0" y="0"/>
+                      <a:ext cx="2557943" cy="1440000"/>
+                    </a:xfrm>
+                    <a:prstGeom prst="rect">
+                      <a:avLst/>
+                    </a:prstGeom>
+                    <a:noFill/>
+                    <a:ln>
+                      <a:noFill/>
+                    </a:ln>
+                  </pic:spPr>
+                </pic:pic>
+              </a:graphicData>
+            </a:graphic>
+          </wp:inline>
+        </w:drawing>
+      </w:r>
+      <w:r>
+        <w:rPr>
+          <w:rFonts w:ascii="宋体" w:eastAsia="宋体" w:hAnsi="宋体" w:hint="eastAsia"/>
+          <w:noProof/>
+          <w:sz w:val="24"/>
+        </w:rPr>
+        <w:drawing>
+          <wp:inline distT="0" distB="0" distL="0" distR="0" wp14:anchorId="09023F42" wp14:editId="40A4D9D7">
+            <wp:extent cx="2557943" cy="1440000"/>
+            <wp:effectExtent l="0" t="0" r="0" b="8255"/>
+            <wp:docPr id="6" name="图片 6"/>
+            <wp:cNvGraphicFramePr>
+              <a:graphicFrameLocks xmlns:a="http://schemas.openxmlformats.org/drawingml/2006/main" noChangeAspect="1"/>
+            </wp:cNvGraphicFramePr>
+            <a:graphic xmlns:a="http://schemas.openxmlformats.org/drawingml/2006/main">
+              <a:graphicData uri="http://schemas.openxmlformats.org/drawingml/2006/picture">
+                <pic:pic xmlns:pic="http://schemas.openxmlformats.org/drawingml/2006/picture">
+                  <pic:nvPicPr>
+                    <pic:cNvPr id="0" name="Picture 6"/>
+                    <pic:cNvPicPr>
+                      <a:picLocks noChangeAspect="1" noChangeArrowheads="1"/>
+                    </pic:cNvPicPr>
+                  </pic:nvPicPr>
+                  <pic:blipFill>
+                    <a:blip r:embed="rId12" cstate="print">
+                      <a:extLst>
+                        <a:ext uri="{28A0092B-C50C-407E-A947-70E740481C1C}">
+                          <a14:useLocalDpi xmlns:a14="http://schemas.microsoft.com/office/drawing/2010/main" val="0"/>
+                        </a:ext>
+                      </a:extLst>
+                    </a:blip>
+                    <a:srcRect/>
+                    <a:stretch>
+                      <a:fillRect/>
+                    </a:stretch>
+                  </pic:blipFill>
+                  <pic:spPr bwMode="auto">
+                    <a:xfrm>
+                      <a:off x="0" y="0"/>
+                      <a:ext cx="2557943" cy="1440000"/>
+                    </a:xfrm>
+                    <a:prstGeom prst="rect">
+                      <a:avLst/>
+                    </a:prstGeom>
+                    <a:noFill/>
+                    <a:ln>
+                      <a:noFill/>
+                    </a:ln>
+                  </pic:spPr>
+                </pic:pic>
+              </a:graphicData>
+            </a:graphic>
+          </wp:inline>
+        </w:drawing>
+      </w:r>
+    </w:p>
+    <w:p>
+      <w:pPr>
         <w:pStyle w:val="a9"/>
         <w:numPr>
           <w:ilvl w:val="0"/>
           <w:numId w:val="7"/>
         </w:numPr>
         <w:rPr>
-          <w:rFonts w:ascii="宋体" w:eastAsia="宋体" w:hAnsi="宋体" w:hint="eastAsia"/>
+          <w:rFonts w:ascii="宋体" w:eastAsia="宋体" w:hAnsi="宋体"/>
           <w:sz w:val="24"/>
         </w:rPr>
       </w:pPr>
@@ -433,6 +788,234 @@
           <w:sz w:val="24"/>
         </w:rPr>
         <w:t>比例推论的练习</w:t>
+      </w:r>
+    </w:p>
+    <w:p>
+      <w:pPr>
+        <w:rPr>
+          <w:rFonts w:ascii="宋体" w:eastAsia="宋体" w:hAnsi="宋体" w:hint="eastAsia"/>
+          <w:sz w:val="24"/>
+        </w:rPr>
+      </w:pPr>
+      <w:r>
+        <w:rPr>
+          <w:rFonts w:ascii="宋体" w:eastAsia="宋体" w:hAnsi="宋体" w:hint="eastAsia"/>
+          <w:noProof/>
+          <w:sz w:val="24"/>
+        </w:rPr>
+        <w:drawing>
+          <wp:inline distT="0" distB="0" distL="0" distR="0" wp14:anchorId="183ED929" wp14:editId="3231EED9">
+            <wp:extent cx="2557943" cy="1440000"/>
+            <wp:effectExtent l="0" t="0" r="0" b="8255"/>
+            <wp:docPr id="9" name="图片 9"/>
+            <wp:cNvGraphicFramePr>
+              <a:graphicFrameLocks xmlns:a="http://schemas.openxmlformats.org/drawingml/2006/main" noChangeAspect="1"/>
+            </wp:cNvGraphicFramePr>
+            <a:graphic xmlns:a="http://schemas.openxmlformats.org/drawingml/2006/main">
+              <a:graphicData uri="http://schemas.openxmlformats.org/drawingml/2006/picture">
+                <pic:pic xmlns:pic="http://schemas.openxmlformats.org/drawingml/2006/picture">
+                  <pic:nvPicPr>
+                    <pic:cNvPr id="0" name="Picture 9"/>
+                    <pic:cNvPicPr>
+                      <a:picLocks noChangeAspect="1" noChangeArrowheads="1"/>
+                    </pic:cNvPicPr>
+                  </pic:nvPicPr>
+                  <pic:blipFill>
+                    <a:blip r:embed="rId13" cstate="print">
+                      <a:extLst>
+                        <a:ext uri="{28A0092B-C50C-407E-A947-70E740481C1C}">
+                          <a14:useLocalDpi xmlns:a14="http://schemas.microsoft.com/office/drawing/2010/main" val="0"/>
+                        </a:ext>
+                      </a:extLst>
+                    </a:blip>
+                    <a:srcRect/>
+                    <a:stretch>
+                      <a:fillRect/>
+                    </a:stretch>
+                  </pic:blipFill>
+                  <pic:spPr bwMode="auto">
+                    <a:xfrm>
+                      <a:off x="0" y="0"/>
+                      <a:ext cx="2557943" cy="1440000"/>
+                    </a:xfrm>
+                    <a:prstGeom prst="rect">
+                      <a:avLst/>
+                    </a:prstGeom>
+                    <a:noFill/>
+                    <a:ln>
+                      <a:noFill/>
+                    </a:ln>
+                  </pic:spPr>
+                </pic:pic>
+              </a:graphicData>
+            </a:graphic>
+          </wp:inline>
+        </w:drawing>
+      </w:r>
+      <w:r>
+        <w:rPr>
+          <w:rFonts w:ascii="宋体" w:eastAsia="宋体" w:hAnsi="宋体" w:hint="eastAsia"/>
+          <w:noProof/>
+          <w:sz w:val="24"/>
+        </w:rPr>
+        <w:drawing>
+          <wp:inline distT="0" distB="0" distL="0" distR="0" wp14:anchorId="225AF4CB" wp14:editId="398B5B14">
+            <wp:extent cx="2557943" cy="1440000"/>
+            <wp:effectExtent l="0" t="0" r="0" b="8255"/>
+            <wp:docPr id="8" name="图片 8"/>
+            <wp:cNvGraphicFramePr>
+              <a:graphicFrameLocks xmlns:a="http://schemas.openxmlformats.org/drawingml/2006/main" noChangeAspect="1"/>
+            </wp:cNvGraphicFramePr>
+            <a:graphic xmlns:a="http://schemas.openxmlformats.org/drawingml/2006/main">
+              <a:graphicData uri="http://schemas.openxmlformats.org/drawingml/2006/picture">
+                <pic:pic xmlns:pic="http://schemas.openxmlformats.org/drawingml/2006/picture">
+                  <pic:nvPicPr>
+                    <pic:cNvPr id="0" name="Picture 8"/>
+                    <pic:cNvPicPr>
+                      <a:picLocks noChangeAspect="1" noChangeArrowheads="1"/>
+                    </pic:cNvPicPr>
+                  </pic:nvPicPr>
+                  <pic:blipFill>
+                    <a:blip r:embed="rId14" cstate="print">
+                      <a:extLst>
+                        <a:ext uri="{28A0092B-C50C-407E-A947-70E740481C1C}">
+                          <a14:useLocalDpi xmlns:a14="http://schemas.microsoft.com/office/drawing/2010/main" val="0"/>
+                        </a:ext>
+                      </a:extLst>
+                    </a:blip>
+                    <a:srcRect/>
+                    <a:stretch>
+                      <a:fillRect/>
+                    </a:stretch>
+                  </pic:blipFill>
+                  <pic:spPr bwMode="auto">
+                    <a:xfrm>
+                      <a:off x="0" y="0"/>
+                      <a:ext cx="2557943" cy="1440000"/>
+                    </a:xfrm>
+                    <a:prstGeom prst="rect">
+                      <a:avLst/>
+                    </a:prstGeom>
+                    <a:noFill/>
+                    <a:ln>
+                      <a:noFill/>
+                    </a:ln>
+                  </pic:spPr>
+                </pic:pic>
+              </a:graphicData>
+            </a:graphic>
+          </wp:inline>
+        </w:drawing>
+      </w:r>
+      <w:r>
+        <w:rPr>
+          <w:rFonts w:ascii="宋体" w:eastAsia="宋体" w:hAnsi="宋体" w:hint="eastAsia"/>
+          <w:noProof/>
+          <w:sz w:val="24"/>
+        </w:rPr>
+        <w:drawing>
+          <wp:inline distT="0" distB="0" distL="0" distR="0" wp14:anchorId="1F8CDC04" wp14:editId="74B0B136">
+            <wp:extent cx="2557943" cy="1440000"/>
+            <wp:effectExtent l="0" t="0" r="0" b="8255"/>
+            <wp:docPr id="10" name="图片 10"/>
+            <wp:cNvGraphicFramePr>
+              <a:graphicFrameLocks xmlns:a="http://schemas.openxmlformats.org/drawingml/2006/main" noChangeAspect="1"/>
+            </wp:cNvGraphicFramePr>
+            <a:graphic xmlns:a="http://schemas.openxmlformats.org/drawingml/2006/main">
+              <a:graphicData uri="http://schemas.openxmlformats.org/drawingml/2006/picture">
+                <pic:pic xmlns:pic="http://schemas.openxmlformats.org/drawingml/2006/picture">
+                  <pic:nvPicPr>
+                    <pic:cNvPr id="0" name="Picture 10"/>
+                    <pic:cNvPicPr>
+                      <a:picLocks noChangeAspect="1" noChangeArrowheads="1"/>
+                    </pic:cNvPicPr>
+                  </pic:nvPicPr>
+                  <pic:blipFill>
+                    <a:blip r:embed="rId15" cstate="print">
+                      <a:extLst>
+                        <a:ext uri="{28A0092B-C50C-407E-A947-70E740481C1C}">
+                          <a14:useLocalDpi xmlns:a14="http://schemas.microsoft.com/office/drawing/2010/main" val="0"/>
+                        </a:ext>
+                      </a:extLst>
+                    </a:blip>
+                    <a:srcRect/>
+                    <a:stretch>
+                      <a:fillRect/>
+                    </a:stretch>
+                  </pic:blipFill>
+                  <pic:spPr bwMode="auto">
+                    <a:xfrm>
+                      <a:off x="0" y="0"/>
+                      <a:ext cx="2557943" cy="1440000"/>
+                    </a:xfrm>
+                    <a:prstGeom prst="rect">
+                      <a:avLst/>
+                    </a:prstGeom>
+                    <a:noFill/>
+                    <a:ln>
+                      <a:noFill/>
+                    </a:ln>
+                  </pic:spPr>
+                </pic:pic>
+              </a:graphicData>
+            </a:graphic>
+          </wp:inline>
+        </w:drawing>
+      </w:r>
+      <w:r>
+        <w:rPr>
+          <w:rFonts w:ascii="宋体" w:eastAsia="宋体" w:hAnsi="宋体" w:hint="eastAsia"/>
+          <w:noProof/>
+          <w:sz w:val="24"/>
+        </w:rPr>
+        <w:drawing>
+          <wp:inline distT="0" distB="0" distL="0" distR="0" wp14:anchorId="3EC586DD" wp14:editId="43AA3B45">
+            <wp:extent cx="2557943" cy="1440000"/>
+            <wp:effectExtent l="0" t="0" r="0" b="8255"/>
+            <wp:docPr id="11" name="图片 11"/>
+            <wp:cNvGraphicFramePr>
+              <a:graphicFrameLocks xmlns:a="http://schemas.openxmlformats.org/drawingml/2006/main" noChangeAspect="1"/>
+            </wp:cNvGraphicFramePr>
+            <a:graphic xmlns:a="http://schemas.openxmlformats.org/drawingml/2006/main">
+              <a:graphicData uri="http://schemas.openxmlformats.org/drawingml/2006/picture">
+                <pic:pic xmlns:pic="http://schemas.openxmlformats.org/drawingml/2006/picture">
+                  <pic:nvPicPr>
+                    <pic:cNvPr id="0" name="Picture 11"/>
+                    <pic:cNvPicPr>
+                      <a:picLocks noChangeAspect="1" noChangeArrowheads="1"/>
+                    </pic:cNvPicPr>
+                  </pic:nvPicPr>
+                  <pic:blipFill>
+                    <a:blip r:embed="rId16" cstate="print">
+                      <a:extLst>
+                        <a:ext uri="{28A0092B-C50C-407E-A947-70E740481C1C}">
+                          <a14:useLocalDpi xmlns:a14="http://schemas.microsoft.com/office/drawing/2010/main" val="0"/>
+                        </a:ext>
+                      </a:extLst>
+                    </a:blip>
+                    <a:srcRect/>
+                    <a:stretch>
+                      <a:fillRect/>
+                    </a:stretch>
+                  </pic:blipFill>
+                  <pic:spPr bwMode="auto">
+                    <a:xfrm>
+                      <a:off x="0" y="0"/>
+                      <a:ext cx="2557943" cy="1440000"/>
+                    </a:xfrm>
+                    <a:prstGeom prst="rect">
+                      <a:avLst/>
+                    </a:prstGeom>
+                    <a:noFill/>
+                    <a:ln>
+                      <a:noFill/>
+                    </a:ln>
+                  </pic:spPr>
+                </pic:pic>
+              </a:graphicData>
+            </a:graphic>
+          </wp:inline>
+        </w:drawing>
       </w:r>
     </w:p>
     <w:p>
@@ -443,7 +1026,7 @@
           <w:numId w:val="4"/>
         </w:numPr>
         <w:rPr>
-          <w:rFonts w:ascii="宋体" w:eastAsia="宋体" w:hAnsi="宋体"/>
+          <w:rFonts w:ascii="宋体" w:eastAsia="宋体" w:hAnsi="宋体" w:hint="eastAsia"/>
           <w:sz w:val="24"/>
         </w:rPr>
       </w:pPr>
@@ -463,7 +1046,7 @@
           <w:numId w:val="8"/>
         </w:numPr>
         <w:rPr>
-          <w:rFonts w:ascii="宋体" w:eastAsia="宋体" w:hAnsi="宋体"/>
+          <w:rFonts w:ascii="宋体" w:eastAsia="宋体" w:hAnsi="宋体" w:hint="eastAsia"/>
           <w:sz w:val="24"/>
         </w:rPr>
       </w:pPr>
@@ -535,7 +1118,7 @@
           <w:numId w:val="8"/>
         </w:numPr>
         <w:rPr>
-          <w:rFonts w:ascii="宋体" w:eastAsia="宋体" w:hAnsi="宋体"/>
+          <w:rFonts w:ascii="宋体" w:eastAsia="宋体" w:hAnsi="宋体" w:hint="eastAsia"/>
           <w:sz w:val="24"/>
         </w:rPr>
       </w:pPr>
@@ -624,7 +1207,7 @@
           <w:numId w:val="8"/>
         </w:numPr>
         <w:rPr>
-          <w:rFonts w:ascii="宋体" w:eastAsia="宋体" w:hAnsi="宋体" w:hint="eastAsia"/>
+          <w:rFonts w:ascii="宋体" w:eastAsia="宋体" w:hAnsi="宋体"/>
           <w:sz w:val="24"/>
         </w:rPr>
       </w:pPr>
@@ -634,6 +1217,180 @@
           <w:sz w:val="24"/>
         </w:rPr>
         <w:t>练习</w:t>
+      </w:r>
+    </w:p>
+    <w:p>
+      <w:pPr>
+        <w:rPr>
+          <w:rFonts w:ascii="宋体" w:eastAsia="宋体" w:hAnsi="宋体" w:hint="eastAsia"/>
+          <w:sz w:val="24"/>
+        </w:rPr>
+      </w:pPr>
+      <w:r>
+        <w:rPr>
+          <w:rFonts w:ascii="宋体" w:eastAsia="宋体" w:hAnsi="宋体"/>
+          <w:noProof/>
+          <w:sz w:val="24"/>
+        </w:rPr>
+        <w:lastRenderedPageBreak/>
+        <w:drawing>
+          <wp:inline distT="0" distB="0" distL="0" distR="0" wp14:anchorId="01446AD4" wp14:editId="3B1C31AB">
+            <wp:extent cx="2557943" cy="1440000"/>
+            <wp:effectExtent l="0" t="0" r="0" b="8255"/>
+            <wp:docPr id="12" name="图片 12"/>
+            <wp:cNvGraphicFramePr>
+              <a:graphicFrameLocks xmlns:a="http://schemas.openxmlformats.org/drawingml/2006/main" noChangeAspect="1"/>
+            </wp:cNvGraphicFramePr>
+            <a:graphic xmlns:a="http://schemas.openxmlformats.org/drawingml/2006/main">
+              <a:graphicData uri="http://schemas.openxmlformats.org/drawingml/2006/picture">
+                <pic:pic xmlns:pic="http://schemas.openxmlformats.org/drawingml/2006/picture">
+                  <pic:nvPicPr>
+                    <pic:cNvPr id="0" name="Picture 12"/>
+                    <pic:cNvPicPr>
+                      <a:picLocks noChangeAspect="1" noChangeArrowheads="1"/>
+                    </pic:cNvPicPr>
+                  </pic:nvPicPr>
+                  <pic:blipFill>
+                    <a:blip r:embed="rId17" cstate="print">
+                      <a:extLst>
+                        <a:ext uri="{28A0092B-C50C-407E-A947-70E740481C1C}">
+                          <a14:useLocalDpi xmlns:a14="http://schemas.microsoft.com/office/drawing/2010/main" val="0"/>
+                        </a:ext>
+                      </a:extLst>
+                    </a:blip>
+                    <a:srcRect/>
+                    <a:stretch>
+                      <a:fillRect/>
+                    </a:stretch>
+                  </pic:blipFill>
+                  <pic:spPr bwMode="auto">
+                    <a:xfrm>
+                      <a:off x="0" y="0"/>
+                      <a:ext cx="2557943" cy="1440000"/>
+                    </a:xfrm>
+                    <a:prstGeom prst="rect">
+                      <a:avLst/>
+                    </a:prstGeom>
+                    <a:noFill/>
+                    <a:ln>
+                      <a:noFill/>
+                    </a:ln>
+                  </pic:spPr>
+                </pic:pic>
+              </a:graphicData>
+            </a:graphic>
+          </wp:inline>
+        </w:drawing>
+      </w:r>
+      <w:r>
+        <w:rPr>
+          <w:rFonts w:ascii="宋体" w:eastAsia="宋体" w:hAnsi="宋体"/>
+          <w:noProof/>
+          <w:sz w:val="24"/>
+        </w:rPr>
+        <w:drawing>
+          <wp:inline distT="0" distB="0" distL="0" distR="0" wp14:anchorId="6D6FC7D1" wp14:editId="6621D603">
+            <wp:extent cx="2557943" cy="1440000"/>
+            <wp:effectExtent l="0" t="0" r="0" b="8255"/>
+            <wp:docPr id="13" name="图片 13"/>
+            <wp:cNvGraphicFramePr>
+              <a:graphicFrameLocks xmlns:a="http://schemas.openxmlformats.org/drawingml/2006/main" noChangeAspect="1"/>
+            </wp:cNvGraphicFramePr>
+            <a:graphic xmlns:a="http://schemas.openxmlformats.org/drawingml/2006/main">
+              <a:graphicData uri="http://schemas.openxmlformats.org/drawingml/2006/picture">
+                <pic:pic xmlns:pic="http://schemas.openxmlformats.org/drawingml/2006/picture">
+                  <pic:nvPicPr>
+                    <pic:cNvPr id="0" name="Picture 13"/>
+                    <pic:cNvPicPr>
+                      <a:picLocks noChangeAspect="1" noChangeArrowheads="1"/>
+                    </pic:cNvPicPr>
+                  </pic:nvPicPr>
+                  <pic:blipFill>
+                    <a:blip r:embed="rId18" cstate="print">
+                      <a:extLst>
+                        <a:ext uri="{28A0092B-C50C-407E-A947-70E740481C1C}">
+                          <a14:useLocalDpi xmlns:a14="http://schemas.microsoft.com/office/drawing/2010/main" val="0"/>
+                        </a:ext>
+                      </a:extLst>
+                    </a:blip>
+                    <a:srcRect/>
+                    <a:stretch>
+                      <a:fillRect/>
+                    </a:stretch>
+                  </pic:blipFill>
+                  <pic:spPr bwMode="auto">
+                    <a:xfrm>
+                      <a:off x="0" y="0"/>
+                      <a:ext cx="2557943" cy="1440000"/>
+                    </a:xfrm>
+                    <a:prstGeom prst="rect">
+                      <a:avLst/>
+                    </a:prstGeom>
+                    <a:noFill/>
+                    <a:ln>
+                      <a:noFill/>
+                    </a:ln>
+                  </pic:spPr>
+                </pic:pic>
+              </a:graphicData>
+            </a:graphic>
+          </wp:inline>
+        </w:drawing>
+      </w:r>
+      <w:r>
+        <w:rPr>
+          <w:rFonts w:ascii="宋体" w:eastAsia="宋体" w:hAnsi="宋体"/>
+          <w:noProof/>
+          <w:sz w:val="24"/>
+        </w:rPr>
+        <w:drawing>
+          <wp:inline distT="0" distB="0" distL="0" distR="0" wp14:anchorId="70F76E31" wp14:editId="5C027A7C">
+            <wp:extent cx="2557943" cy="1440000"/>
+            <wp:effectExtent l="0" t="0" r="0" b="8255"/>
+            <wp:docPr id="14" name="图片 14"/>
+            <wp:cNvGraphicFramePr>
+              <a:graphicFrameLocks xmlns:a="http://schemas.openxmlformats.org/drawingml/2006/main" noChangeAspect="1"/>
+            </wp:cNvGraphicFramePr>
+            <a:graphic xmlns:a="http://schemas.openxmlformats.org/drawingml/2006/main">
+              <a:graphicData uri="http://schemas.openxmlformats.org/drawingml/2006/picture">
+                <pic:pic xmlns:pic="http://schemas.openxmlformats.org/drawingml/2006/picture">
+                  <pic:nvPicPr>
+                    <pic:cNvPr id="0" name="Picture 14"/>
+                    <pic:cNvPicPr>
+                      <a:picLocks noChangeAspect="1" noChangeArrowheads="1"/>
+                    </pic:cNvPicPr>
+                  </pic:nvPicPr>
+                  <pic:blipFill>
+                    <a:blip r:embed="rId19" cstate="print">
+                      <a:extLst>
+                        <a:ext uri="{28A0092B-C50C-407E-A947-70E740481C1C}">
+                          <a14:useLocalDpi xmlns:a14="http://schemas.microsoft.com/office/drawing/2010/main" val="0"/>
+                        </a:ext>
+                      </a:extLst>
+                    </a:blip>
+                    <a:srcRect/>
+                    <a:stretch>
+                      <a:fillRect/>
+                    </a:stretch>
+                  </pic:blipFill>
+                  <pic:spPr bwMode="auto">
+                    <a:xfrm>
+                      <a:off x="0" y="0"/>
+                      <a:ext cx="2557943" cy="1440000"/>
+                    </a:xfrm>
+                    <a:prstGeom prst="rect">
+                      <a:avLst/>
+                    </a:prstGeom>
+                    <a:noFill/>
+                    <a:ln>
+                      <a:noFill/>
+                    </a:ln>
+                  </pic:spPr>
+                </pic:pic>
+              </a:graphicData>
+            </a:graphic>
+          </wp:inline>
+        </w:drawing>
       </w:r>
     </w:p>
     <w:sectPr>
